--- a/docs/TRNT_사업계획서.docx
+++ b/docs/TRNT_사업계획서.docx
@@ -74,35 +74,7 @@
           <w:sz w:val="28"/>
           <w:szCs w:val="28"/>
         </w:rPr>
-        <w:t>평행세계</w:t>
-      </w:r>
-      <w:r>
-        <w:rPr>
-          <w:sz w:val="28"/>
-          <w:szCs w:val="28"/>
-        </w:rPr>
-        <w:t xml:space="preserve"> </w:t>
-      </w:r>
-      <w:r>
-        <w:rPr>
-          <w:sz w:val="28"/>
-          <w:szCs w:val="28"/>
-        </w:rPr>
-        <w:t>인생</w:t>
-      </w:r>
-      <w:r>
-        <w:rPr>
-          <w:sz w:val="28"/>
-          <w:szCs w:val="28"/>
-        </w:rPr>
-        <w:t xml:space="preserve"> </w:t>
-      </w:r>
-      <w:r>
-        <w:rPr>
-          <w:sz w:val="28"/>
-          <w:szCs w:val="28"/>
-        </w:rPr>
-        <w:t>시뮬레이터</w:t>
+        <w:t>평행세계 인생 시뮬레이터</w:t>
       </w:r>
     </w:p>
     <w:p>
@@ -120,78 +92,87 @@
           <w:sz w:val="24"/>
           <w:szCs w:val="24"/>
         </w:rPr>
-        <w:t>2025</w:t>
-      </w:r>
-      <w:r>
-        <w:rPr>
-          <w:color w:val="666666"/>
+        <w:t>2025년 1월</w:t>
+      </w:r>
+    </w:p>
+    <w:p>
+      <w:r>
+        <w:br w:type="page"/>
+      </w:r>
+    </w:p>
+    <w:p>
+      <w:pPr>
+        <w:pStyle w:val="1"/>
+      </w:pPr>
+      <w:r>
+        <w:lastRenderedPageBreak/>
+        <w:t>목차</w:t>
+      </w:r>
+    </w:p>
+    <w:p>
+      <w:pPr>
+        <w:spacing w:before="200"/>
+      </w:pPr>
+      <w:r>
+        <w:rPr>
           <w:sz w:val="24"/>
           <w:szCs w:val="24"/>
         </w:rPr>
-        <w:t>년</w:t>
-      </w:r>
-      <w:r>
-        <w:rPr>
-          <w:color w:val="666666"/>
+        <w:t>1. 사업 개요</w:t>
+      </w:r>
+    </w:p>
+    <w:p>
+      <w:r>
+        <w:rPr>
           <w:sz w:val="24"/>
           <w:szCs w:val="24"/>
         </w:rPr>
-        <w:t xml:space="preserve"> 1</w:t>
-      </w:r>
-      <w:r>
-        <w:rPr>
-          <w:color w:val="666666"/>
+        <w:t>2. 서비스 소개</w:t>
+      </w:r>
+    </w:p>
+    <w:p>
+      <w:r>
+        <w:rPr>
           <w:sz w:val="24"/>
           <w:szCs w:val="24"/>
         </w:rPr>
-        <w:t>월</w:t>
-      </w:r>
-    </w:p>
-    <w:p>
-      <w:r>
-        <w:br w:type="page"/>
-      </w:r>
-    </w:p>
-    <w:p>
-      <w:pPr>
-        <w:pStyle w:val="1"/>
-      </w:pPr>
-      <w:r>
-        <w:lastRenderedPageBreak/>
-        <w:t>목차</w:t>
-      </w:r>
-    </w:p>
-    <w:p>
-      <w:pPr>
-        <w:spacing w:before="200"/>
-      </w:pPr>
+        <w:t>3. 시장 분석</w:t>
+      </w:r>
+    </w:p>
+    <w:p>
       <w:r>
         <w:rPr>
           <w:sz w:val="24"/>
           <w:szCs w:val="24"/>
         </w:rPr>
-        <w:t xml:space="preserve">1. </w:t>
-      </w:r>
+        <w:t>4. 비즈니스 모델</w:t>
+      </w:r>
+    </w:p>
+    <w:p>
       <w:r>
         <w:rPr>
           <w:sz w:val="24"/>
           <w:szCs w:val="24"/>
         </w:rPr>
-        <w:t>사업</w:t>
-      </w:r>
+        <w:t>5. 기술 스택 및 개발 계획</w:t>
+      </w:r>
+    </w:p>
+    <w:p>
       <w:r>
         <w:rPr>
           <w:sz w:val="24"/>
           <w:szCs w:val="24"/>
         </w:rPr>
-        <w:t xml:space="preserve"> </w:t>
-      </w:r>
+        <w:t>6. 마케팅 전략</w:t>
+      </w:r>
+    </w:p>
+    <w:p>
       <w:r>
         <w:rPr>
           <w:sz w:val="24"/>
           <w:szCs w:val="24"/>
         </w:rPr>
-        <w:t>개요</w:t>
+        <w:t>7. 재무 계획</w:t>
       </w:r>
     </w:p>
     <w:p>
@@ -200,308 +181,16 @@
           <w:sz w:val="24"/>
           <w:szCs w:val="24"/>
         </w:rPr>
-        <w:t xml:space="preserve">2. </w:t>
-      </w:r>
+        <w:t>8. 팀 구성 및 역할</w:t>
+      </w:r>
+    </w:p>
+    <w:p>
       <w:r>
         <w:rPr>
           <w:sz w:val="24"/>
           <w:szCs w:val="24"/>
         </w:rPr>
-        <w:t>서비스</w:t>
-      </w:r>
-      <w:r>
-        <w:rPr>
-          <w:sz w:val="24"/>
-          <w:szCs w:val="24"/>
-        </w:rPr>
-        <w:t xml:space="preserve"> </w:t>
-      </w:r>
-      <w:r>
-        <w:rPr>
-          <w:sz w:val="24"/>
-          <w:szCs w:val="24"/>
-        </w:rPr>
-        <w:t>소개</w:t>
-      </w:r>
-    </w:p>
-    <w:p>
-      <w:r>
-        <w:rPr>
-          <w:sz w:val="24"/>
-          <w:szCs w:val="24"/>
-        </w:rPr>
-        <w:t xml:space="preserve">3. </w:t>
-      </w:r>
-      <w:r>
-        <w:rPr>
-          <w:sz w:val="24"/>
-          <w:szCs w:val="24"/>
-        </w:rPr>
-        <w:t>시장</w:t>
-      </w:r>
-      <w:r>
-        <w:rPr>
-          <w:sz w:val="24"/>
-          <w:szCs w:val="24"/>
-        </w:rPr>
-        <w:t xml:space="preserve"> </w:t>
-      </w:r>
-      <w:r>
-        <w:rPr>
-          <w:sz w:val="24"/>
-          <w:szCs w:val="24"/>
-        </w:rPr>
-        <w:t>분석</w:t>
-      </w:r>
-    </w:p>
-    <w:p>
-      <w:r>
-        <w:rPr>
-          <w:sz w:val="24"/>
-          <w:szCs w:val="24"/>
-        </w:rPr>
-        <w:t xml:space="preserve">4. </w:t>
-      </w:r>
-      <w:r>
-        <w:rPr>
-          <w:sz w:val="24"/>
-          <w:szCs w:val="24"/>
-        </w:rPr>
-        <w:t>비즈니스</w:t>
-      </w:r>
-      <w:r>
-        <w:rPr>
-          <w:sz w:val="24"/>
-          <w:szCs w:val="24"/>
-        </w:rPr>
-        <w:t xml:space="preserve"> </w:t>
-      </w:r>
-      <w:r>
-        <w:rPr>
-          <w:sz w:val="24"/>
-          <w:szCs w:val="24"/>
-        </w:rPr>
-        <w:t>모델</w:t>
-      </w:r>
-    </w:p>
-    <w:p>
-      <w:r>
-        <w:rPr>
-          <w:sz w:val="24"/>
-          <w:szCs w:val="24"/>
-        </w:rPr>
-        <w:t xml:space="preserve">5. </w:t>
-      </w:r>
-      <w:r>
-        <w:rPr>
-          <w:sz w:val="24"/>
-          <w:szCs w:val="24"/>
-        </w:rPr>
-        <w:t>기술</w:t>
-      </w:r>
-      <w:r>
-        <w:rPr>
-          <w:sz w:val="24"/>
-          <w:szCs w:val="24"/>
-        </w:rPr>
-        <w:t xml:space="preserve"> </w:t>
-      </w:r>
-      <w:r>
-        <w:rPr>
-          <w:sz w:val="24"/>
-          <w:szCs w:val="24"/>
-        </w:rPr>
-        <w:t>스택</w:t>
-      </w:r>
-      <w:r>
-        <w:rPr>
-          <w:sz w:val="24"/>
-          <w:szCs w:val="24"/>
-        </w:rPr>
-        <w:t xml:space="preserve"> </w:t>
-      </w:r>
-      <w:r>
-        <w:rPr>
-          <w:sz w:val="24"/>
-          <w:szCs w:val="24"/>
-        </w:rPr>
-        <w:t>및</w:t>
-      </w:r>
-      <w:r>
-        <w:rPr>
-          <w:sz w:val="24"/>
-          <w:szCs w:val="24"/>
-        </w:rPr>
-        <w:t xml:space="preserve"> </w:t>
-      </w:r>
-      <w:r>
-        <w:rPr>
-          <w:sz w:val="24"/>
-          <w:szCs w:val="24"/>
-        </w:rPr>
-        <w:t>개발</w:t>
-      </w:r>
-      <w:r>
-        <w:rPr>
-          <w:sz w:val="24"/>
-          <w:szCs w:val="24"/>
-        </w:rPr>
-        <w:t xml:space="preserve"> </w:t>
-      </w:r>
-      <w:r>
-        <w:rPr>
-          <w:sz w:val="24"/>
-          <w:szCs w:val="24"/>
-        </w:rPr>
-        <w:t>계획</w:t>
-      </w:r>
-    </w:p>
-    <w:p>
-      <w:r>
-        <w:rPr>
-          <w:sz w:val="24"/>
-          <w:szCs w:val="24"/>
-        </w:rPr>
-        <w:t xml:space="preserve">6. </w:t>
-      </w:r>
-      <w:r>
-        <w:rPr>
-          <w:sz w:val="24"/>
-          <w:szCs w:val="24"/>
-        </w:rPr>
-        <w:t>마케팅</w:t>
-      </w:r>
-      <w:r>
-        <w:rPr>
-          <w:sz w:val="24"/>
-          <w:szCs w:val="24"/>
-        </w:rPr>
-        <w:t xml:space="preserve"> </w:t>
-      </w:r>
-      <w:r>
-        <w:rPr>
-          <w:sz w:val="24"/>
-          <w:szCs w:val="24"/>
-        </w:rPr>
-        <w:t>전략</w:t>
-      </w:r>
-    </w:p>
-    <w:p>
-      <w:r>
-        <w:rPr>
-          <w:sz w:val="24"/>
-          <w:szCs w:val="24"/>
-        </w:rPr>
-        <w:t xml:space="preserve">7. </w:t>
-      </w:r>
-      <w:r>
-        <w:rPr>
-          <w:sz w:val="24"/>
-          <w:szCs w:val="24"/>
-        </w:rPr>
-        <w:t>재무</w:t>
-      </w:r>
-      <w:r>
-        <w:rPr>
-          <w:sz w:val="24"/>
-          <w:szCs w:val="24"/>
-        </w:rPr>
-        <w:t xml:space="preserve"> </w:t>
-      </w:r>
-      <w:r>
-        <w:rPr>
-          <w:sz w:val="24"/>
-          <w:szCs w:val="24"/>
-        </w:rPr>
-        <w:t>계획</w:t>
-      </w:r>
-    </w:p>
-    <w:p>
-      <w:r>
-        <w:rPr>
-          <w:sz w:val="24"/>
-          <w:szCs w:val="24"/>
-        </w:rPr>
-        <w:t xml:space="preserve">8. </w:t>
-      </w:r>
-      <w:r>
-        <w:rPr>
-          <w:sz w:val="24"/>
-          <w:szCs w:val="24"/>
-        </w:rPr>
-        <w:t>팀</w:t>
-      </w:r>
-      <w:r>
-        <w:rPr>
-          <w:sz w:val="24"/>
-          <w:szCs w:val="24"/>
-        </w:rPr>
-        <w:t xml:space="preserve"> </w:t>
-      </w:r>
-      <w:r>
-        <w:rPr>
-          <w:sz w:val="24"/>
-          <w:szCs w:val="24"/>
-        </w:rPr>
-        <w:t>구성</w:t>
-      </w:r>
-      <w:r>
-        <w:rPr>
-          <w:sz w:val="24"/>
-          <w:szCs w:val="24"/>
-        </w:rPr>
-        <w:t xml:space="preserve"> </w:t>
-      </w:r>
-      <w:r>
-        <w:rPr>
-          <w:sz w:val="24"/>
-          <w:szCs w:val="24"/>
-        </w:rPr>
-        <w:t>및</w:t>
-      </w:r>
-      <w:r>
-        <w:rPr>
-          <w:sz w:val="24"/>
-          <w:szCs w:val="24"/>
-        </w:rPr>
-        <w:t xml:space="preserve"> </w:t>
-      </w:r>
-      <w:r>
-        <w:rPr>
-          <w:sz w:val="24"/>
-          <w:szCs w:val="24"/>
-        </w:rPr>
-        <w:t>역할</w:t>
-      </w:r>
-    </w:p>
-    <w:p>
-      <w:r>
-        <w:rPr>
-          <w:sz w:val="24"/>
-          <w:szCs w:val="24"/>
-        </w:rPr>
-        <w:t xml:space="preserve">9. </w:t>
-      </w:r>
-      <w:r>
-        <w:rPr>
-          <w:sz w:val="24"/>
-          <w:szCs w:val="24"/>
-        </w:rPr>
-        <w:t>향후</w:t>
-      </w:r>
-      <w:r>
-        <w:rPr>
-          <w:sz w:val="24"/>
-          <w:szCs w:val="24"/>
-        </w:rPr>
-        <w:t xml:space="preserve"> </w:t>
-      </w:r>
-      <w:r>
-        <w:rPr>
-          <w:sz w:val="24"/>
-          <w:szCs w:val="24"/>
-        </w:rPr>
-        <w:t>비전</w:t>
+        <w:t>9. 향후 비전</w:t>
       </w:r>
     </w:p>
     <w:p>
@@ -515,16 +204,7 @@
       </w:pPr>
       <w:r>
         <w:lastRenderedPageBreak/>
-        <w:t xml:space="preserve">1. </w:t>
-      </w:r>
-      <w:r>
-        <w:t>사업</w:t>
-      </w:r>
-      <w:r>
-        <w:t xml:space="preserve"> </w:t>
-      </w:r>
-      <w:r>
-        <w:t>개요</w:t>
+        <w:t>1. 사업 개요</w:t>
       </w:r>
     </w:p>
     <w:p>
@@ -532,10 +212,7 @@
         <w:pStyle w:val="2"/>
       </w:pPr>
       <w:r>
-        <w:t xml:space="preserve">1.1 </w:t>
-      </w:r>
-      <w:r>
-        <w:t>프로젝트명</w:t>
+        <w:t>1.1 프로젝트명</w:t>
       </w:r>
     </w:p>
     <w:p>
@@ -557,10 +234,7 @@
         <w:spacing w:after="200"/>
       </w:pPr>
       <w:r>
-        <w:t>로버트</w:t>
-      </w:r>
-      <w:r>
-        <w:t xml:space="preserve"> </w:t>
+        <w:t xml:space="preserve">로버트 </w:t>
       </w:r>
       <w:proofErr w:type="spellStart"/>
       <w:r>
@@ -568,115 +242,7 @@
       </w:r>
       <w:proofErr w:type="spellEnd"/>
       <w:r>
-        <w:t xml:space="preserve"> </w:t>
-      </w:r>
-      <w:r>
-        <w:t>시</w:t>
-      </w:r>
-      <w:r>
-        <w:t xml:space="preserve"> "</w:t>
-      </w:r>
-      <w:r>
-        <w:t>가지</w:t>
-      </w:r>
-      <w:r>
-        <w:t xml:space="preserve"> </w:t>
-      </w:r>
-      <w:r>
-        <w:t>않은</w:t>
-      </w:r>
-      <w:r>
-        <w:t xml:space="preserve"> </w:t>
-      </w:r>
-      <w:r>
-        <w:t>길</w:t>
-      </w:r>
-      <w:r>
-        <w:t>(The Road Not Taken)"</w:t>
-      </w:r>
-      <w:r>
-        <w:t>에서</w:t>
-      </w:r>
-      <w:r>
-        <w:t xml:space="preserve"> </w:t>
-      </w:r>
-      <w:r>
-        <w:t>영감을</w:t>
-      </w:r>
-      <w:r>
-        <w:t xml:space="preserve"> </w:t>
-      </w:r>
-      <w:r>
-        <w:t>받은</w:t>
-      </w:r>
-      <w:r>
-        <w:t xml:space="preserve"> </w:t>
-      </w:r>
-      <w:r>
-        <w:t>이름으로</w:t>
-      </w:r>
-      <w:r>
-        <w:t xml:space="preserve">, </w:t>
-      </w:r>
-      <w:r>
-        <w:t>인생의</w:t>
-      </w:r>
-      <w:r>
-        <w:t xml:space="preserve"> </w:t>
-      </w:r>
-      <w:r>
-        <w:t>분기점에서</w:t>
-      </w:r>
-      <w:r>
-        <w:t xml:space="preserve"> </w:t>
-      </w:r>
-      <w:r>
-        <w:t>선택하지</w:t>
-      </w:r>
-      <w:r>
-        <w:t xml:space="preserve"> </w:t>
-      </w:r>
-      <w:r>
-        <w:t>않은</w:t>
-      </w:r>
-      <w:r>
-        <w:t xml:space="preserve"> </w:t>
-      </w:r>
-      <w:r>
-        <w:t>길에</w:t>
-      </w:r>
-      <w:r>
-        <w:t xml:space="preserve"> </w:t>
-      </w:r>
-      <w:r>
-        <w:t>대한</w:t>
-      </w:r>
-      <w:r>
-        <w:t xml:space="preserve"> </w:t>
-      </w:r>
-      <w:r>
-        <w:t>호기심과</w:t>
-      </w:r>
-      <w:r>
-        <w:t xml:space="preserve"> </w:t>
-      </w:r>
-      <w:r>
-        <w:t>성찰을</w:t>
-      </w:r>
-      <w:r>
-        <w:t xml:space="preserve"> </w:t>
-      </w:r>
-      <w:r>
-        <w:t>담고</w:t>
-      </w:r>
-      <w:r>
-        <w:t xml:space="preserve"> </w:t>
-      </w:r>
-      <w:r>
-        <w:t>있습니다</w:t>
-      </w:r>
-      <w:r>
-        <w:t>.</w:t>
+        <w:t xml:space="preserve"> 시 "가지 않은 길(The Road Not Taken)"에서 영감을 받은 이름으로, 인생의 분기점에서 선택하지 않은 길에 대한 호기심과 성찰을 담고 있습니다.</w:t>
       </w:r>
     </w:p>
     <w:p>
@@ -684,16 +250,7 @@
         <w:pStyle w:val="2"/>
       </w:pPr>
       <w:r>
-        <w:t xml:space="preserve">1.2 </w:t>
-      </w:r>
-      <w:r>
-        <w:t>사업</w:t>
-      </w:r>
-      <w:r>
-        <w:t xml:space="preserve"> </w:t>
-      </w:r>
-      <w:r>
-        <w:t>비전</w:t>
+        <w:t>1.2 사업 비전</w:t>
       </w:r>
     </w:p>
     <w:p>
@@ -701,49 +258,7 @@
         <w:spacing w:after="200"/>
       </w:pPr>
       <w:r>
-        <w:t>"</w:t>
-      </w:r>
-      <w:r>
-        <w:t>모든</w:t>
-      </w:r>
-      <w:r>
-        <w:t xml:space="preserve"> </w:t>
-      </w:r>
-      <w:r>
-        <w:t>사람에게</w:t>
-      </w:r>
-      <w:r>
-        <w:t xml:space="preserve"> </w:t>
-      </w:r>
-      <w:r>
-        <w:t>자신만의</w:t>
-      </w:r>
-      <w:r>
-        <w:t xml:space="preserve"> </w:t>
-      </w:r>
-      <w:r>
-        <w:t>평행세계를</w:t>
-      </w:r>
-      <w:r>
-        <w:t xml:space="preserve"> </w:t>
-      </w:r>
-      <w:r>
-        <w:t>경험할</w:t>
-      </w:r>
-      <w:r>
-        <w:t xml:space="preserve"> </w:t>
-      </w:r>
-      <w:r>
-        <w:t>기회를</w:t>
-      </w:r>
-      <w:r>
-        <w:t xml:space="preserve"> </w:t>
-      </w:r>
-      <w:r>
-        <w:t>제공한다</w:t>
-      </w:r>
-      <w:r>
-        <w:t>"</w:t>
+        <w:t>"모든 사람에게 자신만의 평행세계를 경험할 기회를 제공한다"</w:t>
       </w:r>
     </w:p>
     <w:p>
@@ -751,85 +266,7 @@
         <w:spacing w:after="200"/>
       </w:pPr>
       <w:r>
-        <w:t>TRNT</w:t>
-      </w:r>
-      <w:r>
-        <w:t>는</w:t>
-      </w:r>
-      <w:r>
-        <w:t xml:space="preserve"> </w:t>
-      </w:r>
-      <w:r>
-        <w:t>사용자가</w:t>
-      </w:r>
-      <w:r>
-        <w:t xml:space="preserve"> </w:t>
-      </w:r>
-      <w:r>
-        <w:t>과거의</w:t>
-      </w:r>
-      <w:r>
-        <w:t xml:space="preserve"> </w:t>
-      </w:r>
-      <w:r>
-        <w:t>중요한</w:t>
-      </w:r>
-      <w:r>
-        <w:t xml:space="preserve"> </w:t>
-      </w:r>
-      <w:r>
-        <w:t>선택</w:t>
-      </w:r>
-      <w:r>
-        <w:t xml:space="preserve"> </w:t>
-      </w:r>
-      <w:r>
-        <w:t>순간에서</w:t>
-      </w:r>
-      <w:r>
-        <w:t xml:space="preserve"> </w:t>
-      </w:r>
-      <w:r>
-        <w:t>다른</w:t>
-      </w:r>
-      <w:r>
-        <w:t xml:space="preserve"> </w:t>
-      </w:r>
-      <w:r>
-        <w:t>결정을</w:t>
-      </w:r>
-      <w:r>
-        <w:t xml:space="preserve"> </w:t>
-      </w:r>
-      <w:r>
-        <w:t>했다면</w:t>
-      </w:r>
-      <w:r>
-        <w:t xml:space="preserve"> </w:t>
-      </w:r>
-      <w:r>
-        <w:t>어떤</w:t>
-      </w:r>
-      <w:r>
-        <w:t xml:space="preserve"> </w:t>
-      </w:r>
-      <w:r>
-        <w:t>인생이</w:t>
-      </w:r>
-      <w:r>
-        <w:t xml:space="preserve"> </w:t>
-      </w:r>
-      <w:r>
-        <w:t>펼쳐졌을지를</w:t>
-      </w:r>
-      <w:r>
-        <w:t xml:space="preserve"> AI </w:t>
-      </w:r>
-      <w:r>
-        <w:t>기반으로</w:t>
-      </w:r>
-      <w:r>
-        <w:t xml:space="preserve"> </w:t>
+        <w:t xml:space="preserve">TRNT는 사용자가 과거의 중요한 선택 순간에서 다른 결정을 했다면 어떤 인생이 펼쳐졌을지를 AI 기반으로 </w:t>
       </w:r>
       <w:proofErr w:type="spellStart"/>
       <w:r>
@@ -837,103 +274,7 @@
       </w:r>
       <w:proofErr w:type="spellEnd"/>
       <w:r>
-        <w:t xml:space="preserve"> </w:t>
-      </w:r>
-      <w:r>
-        <w:t>제공하는</w:t>
-      </w:r>
-      <w:r>
-        <w:t xml:space="preserve"> </w:t>
-      </w:r>
-      <w:r>
-        <w:t>서비스입니다</w:t>
-      </w:r>
-      <w:r>
-        <w:t xml:space="preserve">. </w:t>
-      </w:r>
-      <w:r>
-        <w:t>단순한</w:t>
-      </w:r>
-      <w:r>
-        <w:t xml:space="preserve"> </w:t>
-      </w:r>
-      <w:r>
-        <w:t>재미를</w:t>
-      </w:r>
-      <w:r>
-        <w:t xml:space="preserve"> </w:t>
-      </w:r>
-      <w:r>
-        <w:t>넘어</w:t>
-      </w:r>
-      <w:r>
-        <w:t xml:space="preserve">, </w:t>
-      </w:r>
-      <w:r>
-        <w:t>자기</w:t>
-      </w:r>
-      <w:r>
-        <w:t xml:space="preserve"> </w:t>
-      </w:r>
-      <w:r>
-        <w:t>성찰과</w:t>
-      </w:r>
-      <w:r>
-        <w:t xml:space="preserve"> </w:t>
-      </w:r>
-      <w:r>
-        <w:t>현재</w:t>
-      </w:r>
-      <w:r>
-        <w:t xml:space="preserve"> </w:t>
-      </w:r>
-      <w:r>
-        <w:t>삶에</w:t>
-      </w:r>
-      <w:r>
-        <w:t xml:space="preserve"> </w:t>
-      </w:r>
-      <w:r>
-        <w:t>대한</w:t>
-      </w:r>
-      <w:r>
-        <w:t xml:space="preserve"> </w:t>
-      </w:r>
-      <w:r>
-        <w:t>감사</w:t>
-      </w:r>
-      <w:r>
-        <w:t xml:space="preserve">, </w:t>
-      </w:r>
-      <w:r>
-        <w:t>미래</w:t>
-      </w:r>
-      <w:r>
-        <w:t xml:space="preserve"> </w:t>
-      </w:r>
-      <w:r>
-        <w:t>의사결정에</w:t>
-      </w:r>
-      <w:r>
-        <w:t xml:space="preserve"> </w:t>
-      </w:r>
-      <w:r>
-        <w:t>대한</w:t>
-      </w:r>
-      <w:r>
-        <w:t xml:space="preserve"> </w:t>
-      </w:r>
-      <w:r>
-        <w:t>통찰을</w:t>
-      </w:r>
-      <w:r>
-        <w:t xml:space="preserve"> </w:t>
-      </w:r>
-      <w:r>
-        <w:t>제공합니다</w:t>
-      </w:r>
-      <w:r>
-        <w:t>.</w:t>
+        <w:t xml:space="preserve"> 제공하는 서비스입니다. 단순한 재미를 넘어, 자기 성찰과 현재 삶에 대한 감사, 미래 의사결정에 대한 통찰을 제공합니다.</w:t>
       </w:r>
     </w:p>
     <w:p>
@@ -941,16 +282,7 @@
         <w:pStyle w:val="2"/>
       </w:pPr>
       <w:r>
-        <w:t xml:space="preserve">1.3 </w:t>
-      </w:r>
-      <w:r>
-        <w:t>핵심</w:t>
-      </w:r>
-      <w:r>
-        <w:t xml:space="preserve"> </w:t>
-      </w:r>
-      <w:r>
-        <w:t>가치</w:t>
+        <w:t>1.3 핵심 가치</w:t>
       </w:r>
     </w:p>
     <w:p>
@@ -966,47 +298,10 @@
           <w:b/>
           <w:bCs/>
         </w:rPr>
-        <w:t>성찰</w:t>
-      </w:r>
-      <w:r>
-        <w:rPr>
-          <w:b/>
-          <w:bCs/>
-        </w:rPr>
-        <w:t xml:space="preserve">(Reflection): </w:t>
-      </w:r>
-      <w:r>
-        <w:t>과거</w:t>
-      </w:r>
-      <w:r>
-        <w:t xml:space="preserve"> </w:t>
-      </w:r>
-      <w:r>
-        <w:t>선택에</w:t>
-      </w:r>
-      <w:r>
-        <w:t xml:space="preserve"> </w:t>
-      </w:r>
-      <w:r>
-        <w:t>대한</w:t>
-      </w:r>
-      <w:r>
-        <w:t xml:space="preserve"> </w:t>
-      </w:r>
-      <w:r>
-        <w:t>깊이</w:t>
-      </w:r>
-      <w:r>
-        <w:t xml:space="preserve"> </w:t>
-      </w:r>
-      <w:r>
-        <w:t>있는</w:t>
-      </w:r>
-      <w:r>
-        <w:t xml:space="preserve"> </w:t>
-      </w:r>
-      <w:r>
-        <w:t>돌아봄</w:t>
+        <w:t xml:space="preserve">성찰(Reflection): </w:t>
+      </w:r>
+      <w:r>
+        <w:t>과거 선택에 대한 깊이 있는 돌아봄</w:t>
       </w:r>
     </w:p>
     <w:p>
@@ -1022,41 +317,10 @@
           <w:b/>
           <w:bCs/>
         </w:rPr>
-        <w:t>위로</w:t>
-      </w:r>
-      <w:r>
-        <w:rPr>
-          <w:b/>
-          <w:bCs/>
-        </w:rPr>
-        <w:t xml:space="preserve">(Comfort): </w:t>
-      </w:r>
-      <w:r>
-        <w:t>후회에</w:t>
-      </w:r>
-      <w:r>
-        <w:t xml:space="preserve"> </w:t>
-      </w:r>
-      <w:r>
-        <w:t>대한</w:t>
-      </w:r>
-      <w:r>
-        <w:t xml:space="preserve"> </w:t>
-      </w:r>
-      <w:r>
-        <w:t>심리적</w:t>
-      </w:r>
-      <w:r>
-        <w:t xml:space="preserve"> </w:t>
-      </w:r>
-      <w:r>
-        <w:t>해소와</w:t>
-      </w:r>
-      <w:r>
-        <w:t xml:space="preserve"> </w:t>
-      </w:r>
-      <w:r>
-        <w:t>치유</w:t>
+        <w:t xml:space="preserve">위로(Comfort): </w:t>
+      </w:r>
+      <w:r>
+        <w:t>후회에 대한 심리적 해소와 치유</w:t>
       </w:r>
     </w:p>
     <w:p>
@@ -1072,41 +336,10 @@
           <w:b/>
           <w:bCs/>
         </w:rPr>
-        <w:t>통찰</w:t>
-      </w:r>
-      <w:r>
-        <w:rPr>
-          <w:b/>
-          <w:bCs/>
-        </w:rPr>
-        <w:t xml:space="preserve">(Insight): </w:t>
-      </w:r>
-      <w:r>
-        <w:t>미래</w:t>
-      </w:r>
-      <w:r>
-        <w:t xml:space="preserve"> </w:t>
-      </w:r>
-      <w:r>
-        <w:t>의사결정을</w:t>
-      </w:r>
-      <w:r>
-        <w:t xml:space="preserve"> </w:t>
-      </w:r>
-      <w:r>
-        <w:t>위한</w:t>
-      </w:r>
-      <w:r>
-        <w:t xml:space="preserve"> </w:t>
-      </w:r>
-      <w:r>
-        <w:t>새로운</w:t>
-      </w:r>
-      <w:r>
-        <w:t xml:space="preserve"> </w:t>
-      </w:r>
-      <w:r>
-        <w:t>관점</w:t>
+        <w:t xml:space="preserve">통찰(Insight): </w:t>
+      </w:r>
+      <w:r>
+        <w:t>미래 의사결정을 위한 새로운 관점</w:t>
       </w:r>
     </w:p>
     <w:p>
@@ -1123,35 +356,10 @@
           <w:b/>
           <w:bCs/>
         </w:rPr>
-        <w:t>재미</w:t>
-      </w:r>
-      <w:r>
-        <w:rPr>
-          <w:b/>
-          <w:bCs/>
-        </w:rPr>
-        <w:t xml:space="preserve">(Fun): </w:t>
-      </w:r>
-      <w:r>
-        <w:t>소설처럼</w:t>
-      </w:r>
-      <w:r>
-        <w:t xml:space="preserve"> </w:t>
-      </w:r>
-      <w:r>
-        <w:t>펼쳐지는</w:t>
-      </w:r>
-      <w:r>
-        <w:t xml:space="preserve"> </w:t>
-      </w:r>
-      <w:r>
-        <w:t>나만의</w:t>
-      </w:r>
-      <w:r>
-        <w:t xml:space="preserve"> </w:t>
-      </w:r>
-      <w:r>
-        <w:t>이야기</w:t>
+        <w:t xml:space="preserve">재미(Fun): </w:t>
+      </w:r>
+      <w:r>
+        <w:t>소설처럼 펼쳐지는 나만의 이야기</w:t>
       </w:r>
     </w:p>
     <w:p>
@@ -1165,16 +373,7 @@
       </w:pPr>
       <w:r>
         <w:lastRenderedPageBreak/>
-        <w:t xml:space="preserve">2. </w:t>
-      </w:r>
-      <w:r>
-        <w:t>서비스</w:t>
-      </w:r>
-      <w:r>
-        <w:t xml:space="preserve"> </w:t>
-      </w:r>
-      <w:r>
-        <w:t>소개</w:t>
+        <w:t>2. 서비스 소개</w:t>
       </w:r>
     </w:p>
     <w:p>
@@ -1182,149 +381,25 @@
         <w:pStyle w:val="2"/>
       </w:pPr>
       <w:r>
-        <w:t xml:space="preserve">2.1 </w:t>
-      </w:r>
-      <w:r>
-        <w:t>서비스</w:t>
-      </w:r>
-      <w:r>
-        <w:t xml:space="preserve"> </w:t>
-      </w:r>
-      <w:r>
-        <w:t>개요</w:t>
+        <w:t>2.1 서비스 개요</w:t>
       </w:r>
     </w:p>
     <w:p>
       <w:pPr>
         <w:spacing w:after="200"/>
       </w:pPr>
-      <w:r>
-        <w:t>TRNT</w:t>
-      </w:r>
-      <w:r>
-        <w:t>는</w:t>
-      </w:r>
-      <w:r>
-        <w:t xml:space="preserve"> </w:t>
-      </w:r>
-      <w:r>
-        <w:t>사용자가</w:t>
-      </w:r>
-      <w:r>
-        <w:t xml:space="preserve"> </w:t>
-      </w:r>
-      <w:r>
-        <w:t>입력한</w:t>
-      </w:r>
-      <w:r>
-        <w:t xml:space="preserve"> </w:t>
-      </w:r>
-      <w:r>
-        <w:t>과거의</w:t>
-      </w:r>
-      <w:r>
-        <w:t xml:space="preserve"> </w:t>
-      </w:r>
-      <w:r>
-        <w:t>선택</w:t>
-      </w:r>
-      <w:r>
-        <w:t xml:space="preserve"> </w:t>
-      </w:r>
-      <w:r>
-        <w:t>순간과</w:t>
-      </w:r>
-      <w:r>
-        <w:t xml:space="preserve"> </w:t>
-      </w:r>
-      <w:r>
-        <w:t>대안적</w:t>
-      </w:r>
-      <w:r>
-        <w:t xml:space="preserve"> </w:t>
-      </w:r>
-      <w:r>
-        <w:t>선택을</w:t>
-      </w:r>
-      <w:r>
-        <w:t xml:space="preserve"> </w:t>
-      </w:r>
-      <w:r>
-        <w:t>바탕으로</w:t>
-      </w:r>
-      <w:r>
-        <w:t>, AI</w:t>
-      </w:r>
-      <w:r>
-        <w:t>가</w:t>
-      </w:r>
-      <w:r>
-        <w:t xml:space="preserve"> </w:t>
-      </w:r>
-      <w:r>
-        <w:t>그</w:t>
-      </w:r>
-      <w:r>
-        <w:t xml:space="preserve"> </w:t>
-      </w:r>
-      <w:r>
-        <w:t>이후의</w:t>
-      </w:r>
-      <w:r>
-        <w:t xml:space="preserve"> </w:t>
-      </w:r>
-      <w:r>
-        <w:t>인생</w:t>
-      </w:r>
-      <w:r>
-        <w:t xml:space="preserve"> </w:t>
-      </w:r>
-      <w:r>
-        <w:t>시나리오를</w:t>
-      </w:r>
-      <w:r>
-        <w:t xml:space="preserve"> </w:t>
-      </w:r>
-      <w:r>
-        <w:t>소설</w:t>
-      </w:r>
-      <w:r>
-        <w:t xml:space="preserve"> </w:t>
-      </w:r>
-      <w:r>
-        <w:t>형식으로</w:t>
-      </w:r>
-      <w:r>
-        <w:t xml:space="preserve"> </w:t>
-      </w:r>
-      <w:r>
-        <w:t>생성해주는</w:t>
-      </w:r>
-      <w:r>
-        <w:t xml:space="preserve"> </w:t>
-      </w:r>
-      <w:r>
-        <w:t>서비스입니다</w:t>
-      </w:r>
-      <w:r>
-        <w:t>.</w:t>
-      </w:r>
-    </w:p>
+      <w:bookmarkStart w:id="0" w:name="OLE_LINK1"/>
+      <w:r>
+        <w:t>TRNT는 사용자가 입력한 과거의 선택 순간과 대안적 선택을 바탕으로, AI가 그 이후의 인생 시나리오를 소설 형식으로 생성해주는 서비스입니다.</w:t>
+      </w:r>
+    </w:p>
+    <w:bookmarkEnd w:id="0"/>
     <w:p>
       <w:pPr>
         <w:pStyle w:val="2"/>
       </w:pPr>
       <w:r>
-        <w:t xml:space="preserve">2.2 </w:t>
-      </w:r>
-      <w:r>
-        <w:t>주요</w:t>
-      </w:r>
-      <w:r>
-        <w:t xml:space="preserve"> </w:t>
-      </w:r>
-      <w:r>
-        <w:t>기능</w:t>
+        <w:t>2.2 주요 기능</w:t>
       </w:r>
     </w:p>
     <w:p>
@@ -1332,22 +407,7 @@
         <w:pStyle w:val="3"/>
       </w:pPr>
       <w:r>
-        <w:t xml:space="preserve">① </w:t>
-      </w:r>
-      <w:r>
-        <w:t>인생</w:t>
-      </w:r>
-      <w:r>
-        <w:t xml:space="preserve"> </w:t>
-      </w:r>
-      <w:r>
-        <w:t>분기점</w:t>
-      </w:r>
-      <w:r>
-        <w:t xml:space="preserve"> </w:t>
-      </w:r>
-      <w:r>
-        <w:t>입력</w:t>
+        <w:t>① 인생 분기점 입력</w:t>
       </w:r>
     </w:p>
     <w:p>
@@ -1359,31 +419,7 @@
         </w:numPr>
       </w:pPr>
       <w:r>
-        <w:t>시간</w:t>
-      </w:r>
-      <w:r>
-        <w:t xml:space="preserve">: </w:t>
-      </w:r>
-      <w:r>
-        <w:t>언제</w:t>
-      </w:r>
-      <w:r>
-        <w:t xml:space="preserve"> </w:t>
-      </w:r>
-      <w:r>
-        <w:t>그</w:t>
-      </w:r>
-      <w:r>
-        <w:t xml:space="preserve"> </w:t>
-      </w:r>
-      <w:r>
-        <w:t>선택을</w:t>
-      </w:r>
-      <w:r>
-        <w:t xml:space="preserve"> </w:t>
-      </w:r>
-      <w:r>
-        <w:t>했는지</w:t>
+        <w:t>시간: 언제 그 선택을 했는지</w:t>
       </w:r>
     </w:p>
     <w:p>
@@ -1395,31 +431,7 @@
         </w:numPr>
       </w:pPr>
       <w:r>
-        <w:t>원래</w:t>
-      </w:r>
-      <w:r>
-        <w:t xml:space="preserve"> </w:t>
-      </w:r>
-      <w:r>
-        <w:t>선택</w:t>
-      </w:r>
-      <w:r>
-        <w:t xml:space="preserve">: </w:t>
-      </w:r>
-      <w:r>
-        <w:t>실제로</w:t>
-      </w:r>
-      <w:r>
-        <w:t xml:space="preserve"> </w:t>
-      </w:r>
-      <w:r>
-        <w:t>한</w:t>
-      </w:r>
-      <w:r>
-        <w:t xml:space="preserve"> </w:t>
-      </w:r>
-      <w:r>
-        <w:t>결정</w:t>
+        <w:t>원래 선택: 실제로 한 결정</w:t>
       </w:r>
     </w:p>
     <w:p>
@@ -1431,34 +443,7 @@
         </w:numPr>
       </w:pPr>
       <w:r>
-        <w:t>대안</w:t>
-      </w:r>
-      <w:r>
-        <w:t xml:space="preserve"> </w:t>
-      </w:r>
-      <w:r>
-        <w:t>선택</w:t>
-      </w:r>
-      <w:r>
-        <w:t>: "</w:t>
-      </w:r>
-      <w:r>
-        <w:t>만약</w:t>
-      </w:r>
-      <w:r>
-        <w:t xml:space="preserve"> </w:t>
-      </w:r>
-      <w:r>
-        <w:t>이렇게</w:t>
-      </w:r>
-      <w:r>
-        <w:t xml:space="preserve"> </w:t>
-      </w:r>
-      <w:r>
-        <w:t>했다면</w:t>
-      </w:r>
-      <w:r>
-        <w:t>?"</w:t>
+        <w:t>대안 선택: "만약 이렇게 했다면?"</w:t>
       </w:r>
     </w:p>
     <w:p>
@@ -1471,43 +456,7 @@
         <w:spacing w:after="200"/>
       </w:pPr>
       <w:r>
-        <w:t>맥락</w:t>
-      </w:r>
-      <w:r>
-        <w:t xml:space="preserve"> </w:t>
-      </w:r>
-      <w:r>
-        <w:t>정보</w:t>
-      </w:r>
-      <w:r>
-        <w:t xml:space="preserve">: </w:t>
-      </w:r>
-      <w:r>
-        <w:t>당시</w:t>
-      </w:r>
-      <w:r>
-        <w:t xml:space="preserve"> </w:t>
-      </w:r>
-      <w:r>
-        <w:t>상황</w:t>
-      </w:r>
-      <w:r>
-        <w:t xml:space="preserve">, </w:t>
-      </w:r>
-      <w:r>
-        <w:t>고민</w:t>
-      </w:r>
-      <w:r>
-        <w:t xml:space="preserve">, </w:t>
-      </w:r>
-      <w:r>
-        <w:t>환경</w:t>
-      </w:r>
-      <w:r>
-        <w:t xml:space="preserve"> </w:t>
-      </w:r>
-      <w:r>
-        <w:t>등</w:t>
+        <w:t>맥락 정보: 당시 상황, 고민, 환경 등</w:t>
       </w:r>
     </w:p>
     <w:p>
@@ -1564,22 +513,7 @@
         <w:pStyle w:val="3"/>
       </w:pPr>
       <w:r>
-        <w:t xml:space="preserve">② </w:t>
-      </w:r>
-      <w:r>
-        <w:t>평행세계</w:t>
-      </w:r>
-      <w:r>
-        <w:t xml:space="preserve"> </w:t>
-      </w:r>
-      <w:r>
-        <w:t>시나리오</w:t>
-      </w:r>
-      <w:r>
-        <w:t xml:space="preserve"> </w:t>
-      </w:r>
-      <w:r>
-        <w:t>생성</w:t>
+        <w:t>② 평행세계 시나리오 생성</w:t>
       </w:r>
     </w:p>
     <w:p>
@@ -1591,37 +525,7 @@
         </w:numPr>
       </w:pPr>
       <w:r>
-        <w:t>단기</w:t>
-      </w:r>
-      <w:r>
-        <w:t xml:space="preserve"> </w:t>
-      </w:r>
-      <w:r>
-        <w:t>시나리오</w:t>
-      </w:r>
-      <w:r>
-        <w:t xml:space="preserve">: </w:t>
-      </w:r>
-      <w:r>
-        <w:t>선택</w:t>
-      </w:r>
-      <w:r>
-        <w:t xml:space="preserve"> </w:t>
-      </w:r>
-      <w:r>
-        <w:t>직후</w:t>
-      </w:r>
-      <w:r>
-        <w:t xml:space="preserve"> 1</w:t>
-      </w:r>
-      <w:r>
-        <w:t>년간의</w:t>
-      </w:r>
-      <w:r>
-        <w:t xml:space="preserve"> </w:t>
-      </w:r>
-      <w:r>
-        <w:t>변화</w:t>
+        <w:t>단기 시나리오: 선택 직후 1년간의 변화</w:t>
       </w:r>
     </w:p>
     <w:p>
@@ -1633,31 +537,7 @@
         </w:numPr>
       </w:pPr>
       <w:r>
-        <w:t>중기</w:t>
-      </w:r>
-      <w:r>
-        <w:t xml:space="preserve"> </w:t>
-      </w:r>
-      <w:r>
-        <w:t>시나리오</w:t>
-      </w:r>
-      <w:r>
-        <w:t>: 5</w:t>
-      </w:r>
-      <w:r>
-        <w:t>년</w:t>
-      </w:r>
-      <w:r>
-        <w:t xml:space="preserve"> </w:t>
-      </w:r>
-      <w:r>
-        <w:t>후의</w:t>
-      </w:r>
-      <w:r>
-        <w:t xml:space="preserve"> </w:t>
-      </w:r>
-      <w:r>
-        <w:t>삶</w:t>
+        <w:t>중기 시나리오: 5년 후의 삶</w:t>
       </w:r>
     </w:p>
     <w:p>
@@ -1670,31 +550,7 @@
         <w:spacing w:after="200"/>
       </w:pPr>
       <w:r>
-        <w:t>장기</w:t>
-      </w:r>
-      <w:r>
-        <w:t xml:space="preserve"> </w:t>
-      </w:r>
-      <w:r>
-        <w:t>시나리오</w:t>
-      </w:r>
-      <w:r>
-        <w:t xml:space="preserve">: </w:t>
-      </w:r>
-      <w:r>
-        <w:t>현재</w:t>
-      </w:r>
-      <w:r>
-        <w:t xml:space="preserve"> </w:t>
-      </w:r>
-      <w:r>
-        <w:t>시점까지의</w:t>
-      </w:r>
-      <w:r>
-        <w:t xml:space="preserve"> </w:t>
-      </w:r>
-      <w:r>
-        <w:t>전개</w:t>
+        <w:t>장기 시나리오: 현재 시점까지의 전개</w:t>
       </w:r>
     </w:p>
     <w:p>
@@ -1702,16 +558,7 @@
         <w:pStyle w:val="3"/>
       </w:pPr>
       <w:r>
-        <w:t xml:space="preserve">③ </w:t>
-      </w:r>
-      <w:r>
-        <w:t>시나리오</w:t>
-      </w:r>
-      <w:r>
-        <w:t xml:space="preserve"> </w:t>
-      </w:r>
-      <w:r>
-        <w:t>커스터마이징</w:t>
+        <w:t>③ 시나리오 커스터마이징</w:t>
       </w:r>
     </w:p>
     <w:p>
@@ -1723,31 +570,7 @@
         </w:numPr>
       </w:pPr>
       <w:r>
-        <w:t>톤</w:t>
-      </w:r>
-      <w:r>
-        <w:t xml:space="preserve"> </w:t>
-      </w:r>
-      <w:r>
-        <w:t>선택</w:t>
-      </w:r>
-      <w:r>
-        <w:t xml:space="preserve">: </w:t>
-      </w:r>
-      <w:r>
-        <w:t>낙관적</w:t>
-      </w:r>
-      <w:r>
-        <w:t>/</w:t>
-      </w:r>
-      <w:r>
-        <w:t>현실적</w:t>
-      </w:r>
-      <w:r>
-        <w:t>/</w:t>
-      </w:r>
-      <w:r>
-        <w:t>비관적</w:t>
+        <w:t>톤 선택: 낙관적/현실적/비관적</w:t>
       </w:r>
     </w:p>
     <w:p>
@@ -1759,37 +582,7 @@
         </w:numPr>
       </w:pPr>
       <w:r>
-        <w:t>장르</w:t>
-      </w:r>
-      <w:r>
-        <w:t xml:space="preserve"> </w:t>
-      </w:r>
-      <w:r>
-        <w:t>선택</w:t>
-      </w:r>
-      <w:r>
-        <w:t xml:space="preserve">: </w:t>
-      </w:r>
-      <w:r>
-        <w:t>로맨스</w:t>
-      </w:r>
-      <w:r>
-        <w:t>/</w:t>
-      </w:r>
-      <w:r>
-        <w:t>성공담</w:t>
-      </w:r>
-      <w:r>
-        <w:t>/</w:t>
-      </w:r>
-      <w:r>
-        <w:t>힐링</w:t>
-      </w:r>
-      <w:r>
-        <w:t>/</w:t>
-      </w:r>
-      <w:r>
-        <w:t>드라마</w:t>
+        <w:t>장르 선택: 로맨스/성공담/힐링/드라마</w:t>
       </w:r>
     </w:p>
     <w:p>
@@ -1802,40 +595,7 @@
         <w:spacing w:after="200"/>
       </w:pPr>
       <w:r>
-        <w:t>상세도</w:t>
-      </w:r>
-      <w:r>
-        <w:t xml:space="preserve"> </w:t>
-      </w:r>
-      <w:r>
-        <w:t>조절</w:t>
-      </w:r>
-      <w:r>
-        <w:t xml:space="preserve">: </w:t>
-      </w:r>
-      <w:r>
-        <w:t>요약본</w:t>
-      </w:r>
-      <w:r>
-        <w:t>/</w:t>
-      </w:r>
-      <w:r>
-        <w:t>일반</w:t>
-      </w:r>
-      <w:r>
-        <w:t>/</w:t>
-      </w:r>
-      <w:r>
-        <w:t>상세</w:t>
-      </w:r>
-      <w:r>
-        <w:t>(</w:t>
-      </w:r>
-      <w:r>
-        <w:t>소설형</w:t>
-      </w:r>
-      <w:r>
-        <w:t>)</w:t>
+        <w:t>상세도 조절: 요약본/일반/상세(소설형)</w:t>
       </w:r>
     </w:p>
     <w:p>
@@ -1843,16 +603,7 @@
         <w:pStyle w:val="3"/>
       </w:pPr>
       <w:r>
-        <w:t xml:space="preserve">④ </w:t>
-      </w:r>
-      <w:r>
-        <w:t>부가</w:t>
-      </w:r>
-      <w:r>
-        <w:t xml:space="preserve"> </w:t>
-      </w:r>
-      <w:r>
-        <w:t>기능</w:t>
+        <w:t>④ 부가 기능</w:t>
       </w:r>
     </w:p>
     <w:p>
@@ -1864,37 +615,7 @@
         </w:numPr>
       </w:pPr>
       <w:r>
-        <w:t>타임라인</w:t>
-      </w:r>
-      <w:r>
-        <w:t xml:space="preserve"> </w:t>
-      </w:r>
-      <w:r>
-        <w:t>비교</w:t>
-      </w:r>
-      <w:r>
-        <w:t xml:space="preserve">: </w:t>
-      </w:r>
-      <w:r>
-        <w:t>실제</w:t>
-      </w:r>
-      <w:r>
-        <w:t xml:space="preserve"> </w:t>
-      </w:r>
-      <w:r>
-        <w:t>인생</w:t>
-      </w:r>
-      <w:r>
-        <w:t xml:space="preserve"> vs </w:t>
-      </w:r>
-      <w:r>
-        <w:t>평행세계</w:t>
-      </w:r>
-      <w:r>
-        <w:t xml:space="preserve"> </w:t>
-      </w:r>
-      <w:r>
-        <w:t>시각화</w:t>
+        <w:t>타임라인 비교: 실제 인생 vs 평행세계 시각화</w:t>
       </w:r>
     </w:p>
     <w:p>
@@ -1906,25 +627,7 @@
         </w:numPr>
       </w:pPr>
       <w:r>
-        <w:t>시나리오</w:t>
-      </w:r>
-      <w:r>
-        <w:t xml:space="preserve"> </w:t>
-      </w:r>
-      <w:r>
-        <w:t>저장</w:t>
-      </w:r>
-      <w:r>
-        <w:t xml:space="preserve"> </w:t>
-      </w:r>
-      <w:r>
-        <w:t>및</w:t>
-      </w:r>
-      <w:r>
-        <w:t xml:space="preserve"> </w:t>
-      </w:r>
-      <w:r>
-        <w:t>공유</w:t>
+        <w:t>시나리오 저장 및 공유</w:t>
       </w:r>
     </w:p>
     <w:p>
@@ -1936,19 +639,7 @@
         </w:numPr>
       </w:pPr>
       <w:r>
-        <w:t>성찰</w:t>
-      </w:r>
-      <w:r>
-        <w:t xml:space="preserve"> </w:t>
-      </w:r>
-      <w:r>
-        <w:t>일기</w:t>
-      </w:r>
-      <w:r>
-        <w:t xml:space="preserve"> </w:t>
-      </w:r>
-      <w:r>
-        <w:t>기능</w:t>
+        <w:t>성찰 일기 기능</w:t>
       </w:r>
     </w:p>
     <w:p>
@@ -1961,28 +652,7 @@
         <w:spacing w:after="200"/>
       </w:pPr>
       <w:r>
-        <w:t xml:space="preserve">AI </w:t>
-      </w:r>
-      <w:r>
-        <w:t>인사이트</w:t>
-      </w:r>
-      <w:r>
-        <w:t xml:space="preserve">: </w:t>
-      </w:r>
-      <w:r>
-        <w:t>시나리오</w:t>
-      </w:r>
-      <w:r>
-        <w:t xml:space="preserve"> </w:t>
-      </w:r>
-      <w:r>
-        <w:t>기반</w:t>
-      </w:r>
-      <w:r>
-        <w:t xml:space="preserve"> </w:t>
-      </w:r>
-      <w:r>
-        <w:t>조언</w:t>
+        <w:t>AI 인사이트: 시나리오 기반 조언</w:t>
       </w:r>
     </w:p>
     <w:p>
@@ -2000,16 +670,7 @@
         <w:pStyle w:val="2"/>
       </w:pPr>
       <w:r>
-        <w:t xml:space="preserve">2.3 </w:t>
-      </w:r>
-      <w:r>
-        <w:t>사용</w:t>
-      </w:r>
-      <w:r>
-        <w:t xml:space="preserve"> </w:t>
-      </w:r>
-      <w:r>
-        <w:t>예시</w:t>
+        <w:t>2.3 사용 예시</w:t>
       </w:r>
     </w:p>
     <w:tbl>
@@ -2058,23 +719,7 @@
                 <w:bCs/>
                 <w:color w:val="FFFFFF"/>
               </w:rPr>
-              <w:t>입력</w:t>
-            </w:r>
-            <w:r>
-              <w:rPr>
-                <w:b/>
-                <w:bCs/>
-                <w:color w:val="FFFFFF"/>
-              </w:rPr>
-              <w:t xml:space="preserve"> </w:t>
-            </w:r>
-            <w:r>
-              <w:rPr>
-                <w:b/>
-                <w:bCs/>
-                <w:color w:val="FFFFFF"/>
-              </w:rPr>
-              <w:t>예시</w:t>
+              <w:t>입력 예시</w:t>
             </w:r>
           </w:p>
         </w:tc>
@@ -2102,23 +747,7 @@
                 <w:bCs/>
                 <w:color w:val="FFFFFF"/>
               </w:rPr>
-              <w:t>시나리오</w:t>
-            </w:r>
-            <w:r>
-              <w:rPr>
-                <w:b/>
-                <w:bCs/>
-                <w:color w:val="FFFFFF"/>
-              </w:rPr>
-              <w:t xml:space="preserve"> </w:t>
-            </w:r>
-            <w:r>
-              <w:rPr>
-                <w:b/>
-                <w:bCs/>
-                <w:color w:val="FFFFFF"/>
-              </w:rPr>
-              <w:t>결과</w:t>
+              <w:t>시나리오 결과</w:t>
             </w:r>
           </w:p>
         </w:tc>
@@ -2142,43 +771,7 @@
           </w:tcPr>
           <w:p>
             <w:r>
-              <w:t>"</w:t>
-            </w:r>
-            <w:r>
-              <w:t>고등학교</w:t>
-            </w:r>
-            <w:r>
-              <w:t xml:space="preserve"> </w:t>
-            </w:r>
-            <w:r>
-              <w:t>때</w:t>
-            </w:r>
-            <w:r>
-              <w:t xml:space="preserve"> </w:t>
-            </w:r>
-            <w:r>
-              <w:t>이과</w:t>
-            </w:r>
-            <w:r>
-              <w:t xml:space="preserve"> </w:t>
-            </w:r>
-            <w:r>
-              <w:t>대신</w:t>
-            </w:r>
-            <w:r>
-              <w:t xml:space="preserve"> </w:t>
-            </w:r>
-            <w:r>
-              <w:t>문과를</w:t>
-            </w:r>
-            <w:r>
-              <w:t xml:space="preserve"> </w:t>
-            </w:r>
-            <w:r>
-              <w:t>갔다면</w:t>
-            </w:r>
-            <w:r>
-              <w:t>?"</w:t>
+              <w:t>"고등학교 때 이과 대신 문과를 갔다면?"</w:t>
             </w:r>
           </w:p>
         </w:tc>
@@ -2200,79 +793,7 @@
           </w:tcPr>
           <w:p>
             <w:r>
-              <w:t>문과</w:t>
-            </w:r>
-            <w:r>
-              <w:t xml:space="preserve"> </w:t>
-            </w:r>
-            <w:r>
-              <w:t>진학</w:t>
-            </w:r>
-            <w:r>
-              <w:t xml:space="preserve"> </w:t>
-            </w:r>
-            <w:r>
-              <w:t>후</w:t>
-            </w:r>
-            <w:r>
-              <w:t xml:space="preserve"> </w:t>
-            </w:r>
-            <w:r>
-              <w:t>법학과</w:t>
-            </w:r>
-            <w:r>
-              <w:t xml:space="preserve"> </w:t>
-            </w:r>
-            <w:r>
-              <w:t>입학</w:t>
-            </w:r>
-            <w:r>
-              <w:t xml:space="preserve">, </w:t>
-            </w:r>
-            <w:r>
-              <w:t>로스쿨</w:t>
-            </w:r>
-            <w:r>
-              <w:t xml:space="preserve"> </w:t>
-            </w:r>
-            <w:r>
-              <w:t>진학</w:t>
-            </w:r>
-            <w:r>
-              <w:t xml:space="preserve">, </w:t>
-            </w:r>
-            <w:r>
-              <w:t>현재</w:t>
-            </w:r>
-            <w:r>
-              <w:t xml:space="preserve"> </w:t>
-            </w:r>
-            <w:r>
-              <w:t>변호사로</w:t>
-            </w:r>
-            <w:r>
-              <w:t xml:space="preserve"> </w:t>
-            </w:r>
-            <w:r>
-              <w:t>활동</w:t>
-            </w:r>
-            <w:r>
-              <w:t xml:space="preserve"> </w:t>
-            </w:r>
-            <w:r>
-              <w:t>중인</w:t>
-            </w:r>
-            <w:r>
-              <w:t xml:space="preserve"> </w:t>
-            </w:r>
-            <w:r>
-              <w:t>시나리오</w:t>
-            </w:r>
-            <w:r>
-              <w:t xml:space="preserve"> </w:t>
-            </w:r>
-            <w:r>
-              <w:t>생성</w:t>
+              <w:t>문과 진학 후 법학과 입학, 로스쿨 진학, 현재 변호사로 활동 중인 시나리오 생성</w:t>
             </w:r>
           </w:p>
         </w:tc>
@@ -2296,31 +817,7 @@
           </w:tcPr>
           <w:p>
             <w:r>
-              <w:t>"</w:t>
-            </w:r>
-            <w:r>
-              <w:t>첫</w:t>
-            </w:r>
-            <w:r>
-              <w:t xml:space="preserve"> </w:t>
-            </w:r>
-            <w:r>
-              <w:t>직장</w:t>
-            </w:r>
-            <w:r>
-              <w:t xml:space="preserve"> </w:t>
-            </w:r>
-            <w:r>
-              <w:t>제안을</w:t>
-            </w:r>
-            <w:r>
-              <w:t xml:space="preserve"> </w:t>
-            </w:r>
-            <w:r>
-              <w:t>거절했다면</w:t>
-            </w:r>
-            <w:r>
-              <w:t>?"</w:t>
+              <w:t>"첫 직장 제안을 거절했다면?"</w:t>
             </w:r>
           </w:p>
         </w:tc>
@@ -2342,52 +839,7 @@
           </w:tcPr>
           <w:p>
             <w:r>
-              <w:t>스타트업</w:t>
-            </w:r>
-            <w:r>
-              <w:t xml:space="preserve"> </w:t>
-            </w:r>
-            <w:r>
-              <w:t>창업</w:t>
-            </w:r>
-            <w:r>
-              <w:t xml:space="preserve"> </w:t>
-            </w:r>
-            <w:r>
-              <w:t>도전</w:t>
-            </w:r>
-            <w:r>
-              <w:t xml:space="preserve">, </w:t>
-            </w:r>
-            <w:r>
-              <w:t>실패와</w:t>
-            </w:r>
-            <w:r>
-              <w:t xml:space="preserve"> </w:t>
-            </w:r>
-            <w:r>
-              <w:t>재기를</w:t>
-            </w:r>
-            <w:r>
-              <w:t xml:space="preserve"> </w:t>
-            </w:r>
-            <w:r>
-              <w:t>거쳐</w:t>
-            </w:r>
-            <w:r>
-              <w:t xml:space="preserve"> </w:t>
-            </w:r>
-            <w:r>
-              <w:t>현재</w:t>
-            </w:r>
-            <w:r>
-              <w:t xml:space="preserve"> </w:t>
-            </w:r>
-            <w:r>
-              <w:t>성공한</w:t>
-            </w:r>
-            <w:r>
-              <w:t xml:space="preserve"> </w:t>
+              <w:t xml:space="preserve">스타트업 창업 도전, 실패와 재기를 거쳐 현재 성공한 </w:t>
             </w:r>
             <w:proofErr w:type="spellStart"/>
             <w:r>
@@ -2395,16 +847,7 @@
             </w:r>
             <w:proofErr w:type="spellEnd"/>
             <w:r>
-              <w:t xml:space="preserve"> </w:t>
-            </w:r>
-            <w:r>
-              <w:t>된</w:t>
-            </w:r>
-            <w:r>
-              <w:t xml:space="preserve"> </w:t>
-            </w:r>
-            <w:r>
-              <w:t>시나리오</w:t>
+              <w:t xml:space="preserve"> 된 시나리오</w:t>
             </w:r>
           </w:p>
         </w:tc>
@@ -2428,25 +871,7 @@
           </w:tcPr>
           <w:p>
             <w:r>
-              <w:t>"</w:t>
-            </w:r>
-            <w:r>
-              <w:t>그</w:t>
-            </w:r>
-            <w:r>
-              <w:t xml:space="preserve"> </w:t>
-            </w:r>
-            <w:r>
-              <w:t>사람에게</w:t>
-            </w:r>
-            <w:r>
-              <w:t xml:space="preserve"> </w:t>
-            </w:r>
-            <w:r>
-              <w:t>고백했다면</w:t>
-            </w:r>
-            <w:r>
-              <w:t>?"</w:t>
+              <w:t>"그 사람에게 고백했다면?"</w:t>
             </w:r>
           </w:p>
         </w:tc>
@@ -2468,43 +893,7 @@
           </w:tcPr>
           <w:p>
             <w:r>
-              <w:t>연애</w:t>
-            </w:r>
-            <w:r>
-              <w:t xml:space="preserve">, </w:t>
-            </w:r>
-            <w:r>
-              <w:t>결혼</w:t>
-            </w:r>
-            <w:r>
-              <w:t xml:space="preserve">, </w:t>
-            </w:r>
-            <w:r>
-              <w:t>가정생활까지</w:t>
-            </w:r>
-            <w:r>
-              <w:t xml:space="preserve"> </w:t>
-            </w:r>
-            <w:r>
-              <w:t>이어지는</w:t>
-            </w:r>
-            <w:r>
-              <w:t xml:space="preserve"> </w:t>
-            </w:r>
-            <w:r>
-              <w:t>로맨스</w:t>
-            </w:r>
-            <w:r>
-              <w:t xml:space="preserve"> </w:t>
-            </w:r>
-            <w:r>
-              <w:t>시나리오</w:t>
-            </w:r>
-            <w:r>
-              <w:t xml:space="preserve"> </w:t>
-            </w:r>
-            <w:r>
-              <w:t>생성</w:t>
+              <w:t>연애, 결혼, 가정생활까지 이어지는 로맨스 시나리오 생성</w:t>
             </w:r>
           </w:p>
         </w:tc>
@@ -2515,16 +904,7 @@
         <w:pStyle w:val="1"/>
       </w:pPr>
       <w:r>
-        <w:t xml:space="preserve">3. </w:t>
-      </w:r>
-      <w:r>
-        <w:t>시장</w:t>
-      </w:r>
-      <w:r>
-        <w:t xml:space="preserve"> </w:t>
-      </w:r>
-      <w:r>
-        <w:t>분석</w:t>
+        <w:t>3. 시장 분석</w:t>
       </w:r>
     </w:p>
     <w:p>
@@ -2532,16 +912,7 @@
         <w:pStyle w:val="2"/>
       </w:pPr>
       <w:r>
-        <w:t xml:space="preserve">3.1 </w:t>
-      </w:r>
-      <w:r>
-        <w:t>목표</w:t>
-      </w:r>
-      <w:r>
-        <w:t xml:space="preserve"> </w:t>
-      </w:r>
-      <w:r>
-        <w:t>시장</w:t>
+        <w:t>3.1 목표 시장</w:t>
       </w:r>
     </w:p>
     <w:p>
@@ -2549,13 +920,7 @@
         <w:pStyle w:val="3"/>
       </w:pPr>
       <w:r>
-        <w:t>주요</w:t>
-      </w:r>
-      <w:r>
-        <w:t xml:space="preserve"> </w:t>
-      </w:r>
-      <w:r>
-        <w:t>타겟</w:t>
+        <w:t>주요 타겟</w:t>
       </w:r>
     </w:p>
     <w:p>
@@ -2571,62 +936,10 @@
           <w:b/>
           <w:bCs/>
         </w:rPr>
-        <w:t>20-30</w:t>
-      </w:r>
-      <w:r>
-        <w:rPr>
-          <w:b/>
-          <w:bCs/>
-        </w:rPr>
-        <w:t>대</w:t>
-      </w:r>
-      <w:r>
-        <w:rPr>
-          <w:b/>
-          <w:bCs/>
-        </w:rPr>
-        <w:t xml:space="preserve"> MZ</w:t>
-      </w:r>
-      <w:r>
-        <w:rPr>
-          <w:b/>
-          <w:bCs/>
-        </w:rPr>
-        <w:t>세대</w:t>
-      </w:r>
-      <w:r>
-        <w:rPr>
-          <w:b/>
-          <w:bCs/>
-        </w:rPr>
-        <w:t xml:space="preserve">: </w:t>
-      </w:r>
-      <w:r>
-        <w:t>자기</w:t>
-      </w:r>
-      <w:r>
-        <w:t xml:space="preserve"> </w:t>
-      </w:r>
-      <w:r>
-        <w:t>성찰과</w:t>
-      </w:r>
-      <w:r>
-        <w:t xml:space="preserve"> </w:t>
-      </w:r>
-      <w:r>
-        <w:t>콘텐츠</w:t>
-      </w:r>
-      <w:r>
-        <w:t xml:space="preserve"> </w:t>
-      </w:r>
-      <w:r>
-        <w:t>소비에</w:t>
-      </w:r>
-      <w:r>
-        <w:t xml:space="preserve"> </w:t>
-      </w:r>
-      <w:r>
-        <w:t>적극적</w:t>
+        <w:t xml:space="preserve">20-30대 MZ세대: </w:t>
+      </w:r>
+      <w:r>
+        <w:t>자기 성찰과 콘텐츠 소비에 적극적</w:t>
       </w:r>
     </w:p>
     <w:p>
@@ -2642,101 +955,10 @@
           <w:b/>
           <w:bCs/>
         </w:rPr>
-        <w:t>인생</w:t>
-      </w:r>
-      <w:r>
-        <w:rPr>
-          <w:b/>
-          <w:bCs/>
-        </w:rPr>
-        <w:t xml:space="preserve"> </w:t>
-      </w:r>
-      <w:r>
-        <w:rPr>
-          <w:b/>
-          <w:bCs/>
-        </w:rPr>
-        <w:t>전환기</w:t>
-      </w:r>
-      <w:r>
-        <w:rPr>
-          <w:b/>
-          <w:bCs/>
-        </w:rPr>
-        <w:t xml:space="preserve"> </w:t>
-      </w:r>
-      <w:r>
-        <w:rPr>
-          <w:b/>
-          <w:bCs/>
-        </w:rPr>
-        <w:t>겪는</w:t>
-      </w:r>
-      <w:r>
-        <w:rPr>
-          <w:b/>
-          <w:bCs/>
-        </w:rPr>
-        <w:t xml:space="preserve"> </w:t>
-      </w:r>
-      <w:r>
-        <w:rPr>
-          <w:b/>
-          <w:bCs/>
-        </w:rPr>
-        <w:t>사람들</w:t>
-      </w:r>
-      <w:r>
-        <w:rPr>
-          <w:b/>
-          <w:bCs/>
-        </w:rPr>
-        <w:t xml:space="preserve">: </w:t>
-      </w:r>
-      <w:r>
-        <w:t>이직</w:t>
-      </w:r>
-      <w:r>
-        <w:t xml:space="preserve">, </w:t>
-      </w:r>
-      <w:r>
-        <w:t>결혼</w:t>
-      </w:r>
-      <w:r>
-        <w:t xml:space="preserve">, </w:t>
-      </w:r>
-      <w:r>
-        <w:t>진학</w:t>
-      </w:r>
-      <w:r>
-        <w:t xml:space="preserve"> </w:t>
-      </w:r>
-      <w:r>
-        <w:t>등</w:t>
-      </w:r>
-      <w:r>
-        <w:t xml:space="preserve"> </w:t>
-      </w:r>
-      <w:r>
-        <w:t>선택의</w:t>
-      </w:r>
-      <w:r>
-        <w:t xml:space="preserve"> </w:t>
-      </w:r>
-      <w:r>
-        <w:t>순간에</w:t>
-      </w:r>
-      <w:r>
-        <w:t xml:space="preserve"> </w:t>
-      </w:r>
-      <w:r>
-        <w:t>있는</w:t>
-      </w:r>
-      <w:r>
-        <w:t xml:space="preserve"> </w:t>
-      </w:r>
-      <w:r>
-        <w:t>사람</w:t>
+        <w:t xml:space="preserve">인생 전환기 겪는 사람들: </w:t>
+      </w:r>
+      <w:r>
+        <w:t>이직, 결혼, 진학 등 선택의 순간에 있는 사람</w:t>
       </w:r>
     </w:p>
     <w:p>
@@ -2797,31 +1019,7 @@
         <w:t xml:space="preserve">: </w:t>
       </w:r>
       <w:r>
-        <w:t>심리적</w:t>
-      </w:r>
-      <w:r>
-        <w:t xml:space="preserve"> </w:t>
-      </w:r>
-      <w:r>
-        <w:t>위로와</w:t>
-      </w:r>
-      <w:r>
-        <w:t xml:space="preserve"> </w:t>
-      </w:r>
-      <w:r>
-        <w:t>성찰을</w:t>
-      </w:r>
-      <w:r>
-        <w:t xml:space="preserve"> </w:t>
-      </w:r>
-      <w:r>
-        <w:t>원하는</w:t>
-      </w:r>
-      <w:r>
-        <w:t xml:space="preserve"> </w:t>
-      </w:r>
-      <w:r>
-        <w:t>사람</w:t>
+        <w:t>심리적 위로와 성찰을 원하는 사람</w:t>
       </w:r>
     </w:p>
     <w:p>
@@ -2829,16 +1027,7 @@
         <w:pStyle w:val="2"/>
       </w:pPr>
       <w:r>
-        <w:t xml:space="preserve">3.2 </w:t>
-      </w:r>
-      <w:r>
-        <w:t>시장</w:t>
-      </w:r>
-      <w:r>
-        <w:t xml:space="preserve"> </w:t>
-      </w:r>
-      <w:r>
-        <w:t>규모</w:t>
+        <w:t>3.2 시장 규모</w:t>
       </w:r>
     </w:p>
     <w:tbl>
@@ -2886,21 +1075,7 @@
                 <w:b/>
                 <w:bCs/>
               </w:rPr>
-              <w:t>시장</w:t>
-            </w:r>
-            <w:r>
-              <w:rPr>
-                <w:b/>
-                <w:bCs/>
-              </w:rPr>
-              <w:t xml:space="preserve"> </w:t>
-            </w:r>
-            <w:r>
-              <w:rPr>
-                <w:b/>
-                <w:bCs/>
-              </w:rPr>
-              <w:t>영역</w:t>
+              <w:t>시장 영역</w:t>
             </w:r>
           </w:p>
         </w:tc>
@@ -2951,25 +1126,7 @@
           </w:tcPr>
           <w:p>
             <w:r>
-              <w:t>글로벌</w:t>
-            </w:r>
-            <w:r>
-              <w:t xml:space="preserve"> AI </w:t>
-            </w:r>
-            <w:r>
-              <w:t>콘텐츠</w:t>
-            </w:r>
-            <w:r>
-              <w:t xml:space="preserve"> </w:t>
-            </w:r>
-            <w:r>
-              <w:t>생성</w:t>
-            </w:r>
-            <w:r>
-              <w:t xml:space="preserve"> </w:t>
-            </w:r>
-            <w:r>
-              <w:t>시장</w:t>
+              <w:t>글로벌 AI 콘텐츠 생성 시장</w:t>
             </w:r>
           </w:p>
         </w:tc>
@@ -2991,28 +1148,7 @@
           </w:tcPr>
           <w:p>
             <w:r>
-              <w:t>2025</w:t>
-            </w:r>
-            <w:r>
-              <w:t>년</w:t>
-            </w:r>
-            <w:r>
-              <w:t xml:space="preserve"> </w:t>
-            </w:r>
-            <w:r>
-              <w:t>약</w:t>
-            </w:r>
-            <w:r>
-              <w:t xml:space="preserve"> 150</w:t>
-            </w:r>
-            <w:r>
-              <w:t>억</w:t>
-            </w:r>
-            <w:r>
-              <w:t xml:space="preserve"> </w:t>
-            </w:r>
-            <w:r>
-              <w:t>달러</w:t>
+              <w:t>2025년 약 150억 달러</w:t>
             </w:r>
           </w:p>
         </w:tc>
@@ -3036,10 +1172,7 @@
           </w:tcPr>
           <w:p>
             <w:r>
-              <w:t>국내</w:t>
-            </w:r>
-            <w:r>
-              <w:t xml:space="preserve"> </w:t>
+              <w:t xml:space="preserve">국내 </w:t>
             </w:r>
             <w:proofErr w:type="spellStart"/>
             <w:r>
@@ -3047,16 +1180,7 @@
             </w:r>
             <w:proofErr w:type="spellEnd"/>
             <w:r>
-              <w:t xml:space="preserve"> </w:t>
-            </w:r>
-            <w:r>
-              <w:t>앱</w:t>
-            </w:r>
-            <w:r>
-              <w:t xml:space="preserve"> </w:t>
-            </w:r>
-            <w:r>
-              <w:t>시장</w:t>
+              <w:t xml:space="preserve"> 앱 시장</w:t>
             </w:r>
           </w:p>
         </w:tc>
@@ -3078,28 +1202,7 @@
           </w:tcPr>
           <w:p>
             <w:r>
-              <w:t>2025</w:t>
-            </w:r>
-            <w:r>
-              <w:t>년</w:t>
-            </w:r>
-            <w:r>
-              <w:t xml:space="preserve"> </w:t>
-            </w:r>
-            <w:r>
-              <w:t>약</w:t>
-            </w:r>
-            <w:r>
-              <w:t xml:space="preserve"> 3,000</w:t>
-            </w:r>
-            <w:r>
-              <w:t>억</w:t>
-            </w:r>
-            <w:r>
-              <w:t xml:space="preserve"> </w:t>
-            </w:r>
-            <w:r>
-              <w:t>원</w:t>
+              <w:t>2025년 약 3,000억 원</w:t>
             </w:r>
           </w:p>
         </w:tc>
@@ -3123,19 +1226,7 @@
           </w:tcPr>
           <w:p>
             <w:r>
-              <w:t>인터랙티브</w:t>
-            </w:r>
-            <w:r>
-              <w:t xml:space="preserve"> </w:t>
-            </w:r>
-            <w:r>
-              <w:t>스토리</w:t>
-            </w:r>
-            <w:r>
-              <w:t xml:space="preserve"> </w:t>
-            </w:r>
-            <w:r>
-              <w:t>시장</w:t>
+              <w:t>인터랙티브 스토리 시장</w:t>
             </w:r>
           </w:p>
         </w:tc>
@@ -3157,19 +1248,7 @@
           </w:tcPr>
           <w:p>
             <w:r>
-              <w:t>연평균</w:t>
-            </w:r>
-            <w:r>
-              <w:t xml:space="preserve"> 15% </w:t>
-            </w:r>
-            <w:r>
-              <w:t>성장</w:t>
-            </w:r>
-            <w:r>
-              <w:t xml:space="preserve"> </w:t>
-            </w:r>
-            <w:r>
-              <w:t>중</w:t>
+              <w:t>연평균 15% 성장 중</w:t>
             </w:r>
           </w:p>
         </w:tc>
@@ -3180,16 +1259,7 @@
         <w:pStyle w:val="2"/>
       </w:pPr>
       <w:r>
-        <w:t xml:space="preserve">3.3 </w:t>
-      </w:r>
-      <w:r>
-        <w:t>경쟁사</w:t>
-      </w:r>
-      <w:r>
-        <w:t xml:space="preserve"> </w:t>
-      </w:r>
-      <w:r>
-        <w:t>분석</w:t>
+        <w:t>3.3 경쟁사 분석</w:t>
       </w:r>
     </w:p>
     <w:p>
@@ -3208,10 +1278,7 @@
         <w:t xml:space="preserve">Character.AI: </w:t>
       </w:r>
       <w:r>
-        <w:t>캐릭터</w:t>
-      </w:r>
-      <w:r>
-        <w:t xml:space="preserve"> </w:t>
+        <w:t xml:space="preserve">캐릭터 </w:t>
       </w:r>
       <w:proofErr w:type="spellStart"/>
       <w:r>
@@ -3219,34 +1286,7 @@
       </w:r>
       <w:proofErr w:type="spellEnd"/>
       <w:r>
-        <w:t xml:space="preserve"> </w:t>
-      </w:r>
-      <w:r>
-        <w:t>중심</w:t>
-      </w:r>
-      <w:r>
-        <w:t xml:space="preserve">, </w:t>
-      </w:r>
-      <w:r>
-        <w:t>시나리오</w:t>
-      </w:r>
-      <w:r>
-        <w:t xml:space="preserve"> </w:t>
-      </w:r>
-      <w:r>
-        <w:t>생성</w:t>
-      </w:r>
-      <w:r>
-        <w:t xml:space="preserve"> </w:t>
-      </w:r>
-      <w:r>
-        <w:t>기능</w:t>
-      </w:r>
-      <w:r>
-        <w:t xml:space="preserve"> </w:t>
-      </w:r>
-      <w:r>
-        <w:t>없음</w:t>
+        <w:t xml:space="preserve"> 중심, 시나리오 생성 기능 없음</w:t>
       </w:r>
     </w:p>
     <w:p>
@@ -3265,43 +1305,7 @@
         <w:t xml:space="preserve">NovelAI: </w:t>
       </w:r>
       <w:r>
-        <w:t>소설</w:t>
-      </w:r>
-      <w:r>
-        <w:t xml:space="preserve"> </w:t>
-      </w:r>
-      <w:r>
-        <w:t>생성</w:t>
-      </w:r>
-      <w:r>
-        <w:t xml:space="preserve"> </w:t>
-      </w:r>
-      <w:r>
-        <w:t>특화</w:t>
-      </w:r>
-      <w:r>
-        <w:t xml:space="preserve">, </w:t>
-      </w:r>
-      <w:r>
-        <w:t>개인화된</w:t>
-      </w:r>
-      <w:r>
-        <w:t xml:space="preserve"> </w:t>
-      </w:r>
-      <w:r>
-        <w:t>인생</w:t>
-      </w:r>
-      <w:r>
-        <w:t xml:space="preserve"> </w:t>
-      </w:r>
-      <w:r>
-        <w:t>시뮬레이션</w:t>
-      </w:r>
-      <w:r>
-        <w:t xml:space="preserve"> </w:t>
-      </w:r>
-      <w:r>
-        <w:t>부재</w:t>
+        <w:t>소설 생성 특화, 개인화된 인생 시뮬레이션 부재</w:t>
       </w:r>
     </w:p>
     <w:p>
@@ -3319,161 +1323,41 @@
           <w:bCs/>
         </w:rPr>
         <w:lastRenderedPageBreak/>
-        <w:t>마인드카페</w:t>
-      </w:r>
+        <w:t xml:space="preserve">마인드카페: </w:t>
+      </w:r>
+      <w:r>
+        <w:t>상담 중심, AI 시나리오 기능 없음</w:t>
+      </w:r>
+    </w:p>
+    <w:p>
+      <w:pPr>
+        <w:spacing w:after="200"/>
+      </w:pPr>
       <w:r>
         <w:rPr>
           <w:b/>
           <w:bCs/>
         </w:rPr>
-        <w:t xml:space="preserve">: </w:t>
-      </w:r>
-      <w:r>
-        <w:t>상담</w:t>
-      </w:r>
-      <w:r>
-        <w:t xml:space="preserve"> </w:t>
-      </w:r>
-      <w:r>
-        <w:t>중심</w:t>
-      </w:r>
-      <w:r>
-        <w:t xml:space="preserve">, AI </w:t>
-      </w:r>
-      <w:r>
-        <w:t>시나리오</w:t>
-      </w:r>
-      <w:r>
-        <w:t xml:space="preserve"> </w:t>
-      </w:r>
-      <w:r>
-        <w:t>기능</w:t>
-      </w:r>
-      <w:r>
-        <w:t xml:space="preserve"> </w:t>
-      </w:r>
-      <w:r>
-        <w:t>없음</w:t>
-      </w:r>
-    </w:p>
-    <w:p>
-      <w:pPr>
-        <w:spacing w:after="200"/>
-      </w:pPr>
+        <w:t xml:space="preserve">TRNT의 </w:t>
+      </w:r>
+      <w:proofErr w:type="spellStart"/>
       <w:r>
         <w:rPr>
           <w:b/>
           <w:bCs/>
         </w:rPr>
-        <w:t>TRNT</w:t>
-      </w:r>
+        <w:t>차별점</w:t>
+      </w:r>
+      <w:proofErr w:type="spellEnd"/>
       <w:r>
         <w:rPr>
           <w:b/>
           <w:bCs/>
         </w:rPr>
-        <w:t>의</w:t>
-      </w:r>
-      <w:r>
-        <w:rPr>
-          <w:b/>
-          <w:bCs/>
-        </w:rPr>
-        <w:t xml:space="preserve"> </w:t>
-      </w:r>
-      <w:proofErr w:type="spellStart"/>
-      <w:r>
-        <w:rPr>
-          <w:b/>
-          <w:bCs/>
-        </w:rPr>
-        <w:t>차별점</w:t>
-      </w:r>
-      <w:proofErr w:type="spellEnd"/>
-      <w:r>
-        <w:rPr>
-          <w:b/>
-          <w:bCs/>
-        </w:rPr>
         <w:t xml:space="preserve">: </w:t>
       </w:r>
       <w:r>
-        <w:t>"</w:t>
-      </w:r>
-      <w:r>
-        <w:t>나의</w:t>
-      </w:r>
-      <w:r>
-        <w:t xml:space="preserve"> </w:t>
-      </w:r>
-      <w:r>
-        <w:t>실제</w:t>
-      </w:r>
-      <w:r>
-        <w:t xml:space="preserve"> </w:t>
-      </w:r>
-      <w:r>
-        <w:t>선택</w:t>
-      </w:r>
-      <w:r>
-        <w:t>"</w:t>
-      </w:r>
-      <w:r>
-        <w:t>을</w:t>
-      </w:r>
-      <w:r>
-        <w:t xml:space="preserve"> </w:t>
-      </w:r>
-      <w:r>
-        <w:t>기반으로</w:t>
-      </w:r>
-      <w:r>
-        <w:t xml:space="preserve"> </w:t>
-      </w:r>
-      <w:r>
-        <w:t>한</w:t>
-      </w:r>
-      <w:r>
-        <w:t xml:space="preserve"> </w:t>
-      </w:r>
-      <w:r>
-        <w:t>개인화된</w:t>
-      </w:r>
-      <w:r>
-        <w:t xml:space="preserve"> </w:t>
-      </w:r>
-      <w:r>
-        <w:t>평행세계</w:t>
-      </w:r>
-      <w:r>
-        <w:t xml:space="preserve"> </w:t>
-      </w:r>
-      <w:r>
-        <w:t>시뮬레이션은</w:t>
-      </w:r>
-      <w:r>
-        <w:t xml:space="preserve"> </w:t>
-      </w:r>
-      <w:r>
-        <w:t>현재</w:t>
-      </w:r>
-      <w:r>
-        <w:t xml:space="preserve"> </w:t>
-      </w:r>
-      <w:r>
-        <w:t>시장에</w:t>
-      </w:r>
-      <w:r>
-        <w:t xml:space="preserve"> </w:t>
-      </w:r>
-      <w:r>
-        <w:t>없는</w:t>
-      </w:r>
-      <w:r>
-        <w:t xml:space="preserve"> </w:t>
-      </w:r>
-      <w:r>
-        <w:t>블루오션</w:t>
+        <w:t>"나의 실제 선택"을 기반으로 한 개인화된 평행세계 시뮬레이션은 현재 시장에 없는 블루오션</w:t>
       </w:r>
     </w:p>
     <w:p>
@@ -3487,16 +1371,7 @@
       </w:pPr>
       <w:r>
         <w:lastRenderedPageBreak/>
-        <w:t xml:space="preserve">4. </w:t>
-      </w:r>
-      <w:r>
-        <w:t>비즈니스</w:t>
-      </w:r>
-      <w:r>
-        <w:t xml:space="preserve"> </w:t>
-      </w:r>
-      <w:r>
-        <w:t>모델</w:t>
+        <w:t>4. 비즈니스 모델</w:t>
       </w:r>
     </w:p>
     <w:p>
@@ -3504,16 +1379,7 @@
         <w:pStyle w:val="2"/>
       </w:pPr>
       <w:r>
-        <w:t xml:space="preserve">4.1 </w:t>
-      </w:r>
-      <w:r>
-        <w:t>수익</w:t>
-      </w:r>
-      <w:r>
-        <w:t xml:space="preserve"> </w:t>
-      </w:r>
-      <w:r>
-        <w:t>모델</w:t>
+        <w:t>4.1 수익 모델</w:t>
       </w:r>
     </w:p>
     <w:tbl>
@@ -3647,21 +1513,7 @@
                 <w:b/>
                 <w:bCs/>
               </w:rPr>
-              <w:t>무료</w:t>
-            </w:r>
-            <w:r>
-              <w:rPr>
-                <w:b/>
-                <w:bCs/>
-              </w:rPr>
-              <w:t xml:space="preserve"> </w:t>
-            </w:r>
-            <w:r>
-              <w:rPr>
-                <w:b/>
-                <w:bCs/>
-              </w:rPr>
-              <w:t>체험</w:t>
+              <w:t>무료 체험</w:t>
             </w:r>
           </w:p>
         </w:tc>
@@ -3789,13 +1641,7 @@
           </w:tcPr>
           <w:p>
             <w:r>
-              <w:t>월</w:t>
-            </w:r>
-            <w:r>
-              <w:t xml:space="preserve"> 4,900</w:t>
-            </w:r>
-            <w:r>
-              <w:t>원</w:t>
+              <w:t>월 4,900원</w:t>
             </w:r>
           </w:p>
         </w:tc>
@@ -3845,25 +1691,7 @@
           </w:tcPr>
           <w:p>
             <w:r>
-              <w:t>무제한</w:t>
-            </w:r>
-            <w:r>
-              <w:t xml:space="preserve">, </w:t>
-            </w:r>
-            <w:r>
-              <w:t>상세</w:t>
-            </w:r>
-            <w:r>
-              <w:t xml:space="preserve"> </w:t>
-            </w:r>
-            <w:r>
-              <w:t>시나리오</w:t>
-            </w:r>
-            <w:r>
-              <w:t xml:space="preserve">, AI </w:t>
-            </w:r>
-            <w:r>
-              <w:t>인사이트</w:t>
+              <w:t>무제한, 상세 시나리오, AI 인사이트</w:t>
             </w:r>
           </w:p>
         </w:tc>
@@ -3885,13 +1713,7 @@
           </w:tcPr>
           <w:p>
             <w:r>
-              <w:t>월</w:t>
-            </w:r>
-            <w:r>
-              <w:t xml:space="preserve"> 9,900</w:t>
-            </w:r>
-            <w:r>
-              <w:t>원</w:t>
+              <w:t>월 9,900원</w:t>
             </w:r>
           </w:p>
         </w:tc>
@@ -3919,21 +1741,7 @@
                 <w:b/>
                 <w:bCs/>
               </w:rPr>
-              <w:t>건당</w:t>
-            </w:r>
-            <w:r>
-              <w:rPr>
-                <w:b/>
-                <w:bCs/>
-              </w:rPr>
-              <w:t xml:space="preserve"> </w:t>
-            </w:r>
-            <w:r>
-              <w:rPr>
-                <w:b/>
-                <w:bCs/>
-              </w:rPr>
-              <w:t>결제</w:t>
+              <w:t>건당 결제</w:t>
             </w:r>
           </w:p>
         </w:tc>
@@ -3955,22 +1763,7 @@
           </w:tcPr>
           <w:p>
             <w:r>
-              <w:t>1</w:t>
-            </w:r>
-            <w:r>
-              <w:t>회</w:t>
-            </w:r>
-            <w:r>
-              <w:t xml:space="preserve"> </w:t>
-            </w:r>
-            <w:r>
-              <w:t>상세</w:t>
-            </w:r>
-            <w:r>
-              <w:t xml:space="preserve"> </w:t>
-            </w:r>
-            <w:r>
-              <w:t>시나리오</w:t>
+              <w:t>1회 상세 시나리오</w:t>
             </w:r>
           </w:p>
         </w:tc>
@@ -3992,10 +1785,7 @@
           </w:tcPr>
           <w:p>
             <w:r>
-              <w:t>1,500</w:t>
-            </w:r>
-            <w:r>
-              <w:t>원</w:t>
+              <w:t>1,500원</w:t>
             </w:r>
           </w:p>
         </w:tc>
@@ -4006,13 +1796,7 @@
         <w:pStyle w:val="2"/>
       </w:pPr>
       <w:r>
-        <w:t xml:space="preserve">4.2 </w:t>
-      </w:r>
-      <w:r>
-        <w:t>추가</w:t>
-      </w:r>
-      <w:r>
-        <w:t xml:space="preserve"> </w:t>
+        <w:t xml:space="preserve">4.2 추가 </w:t>
       </w:r>
       <w:proofErr w:type="spellStart"/>
       <w:r>
@@ -4048,33 +1832,10 @@
           <w:b/>
           <w:bCs/>
         </w:rPr>
-        <w:t xml:space="preserve">book </w:t>
-      </w:r>
-      <w:r>
-        <w:rPr>
-          <w:b/>
-          <w:bCs/>
-        </w:rPr>
-        <w:t>변환</w:t>
-      </w:r>
-      <w:r>
-        <w:rPr>
-          <w:b/>
-          <w:bCs/>
-        </w:rPr>
-        <w:t xml:space="preserve">: </w:t>
-      </w:r>
-      <w:r>
-        <w:t>생성된</w:t>
-      </w:r>
-      <w:r>
-        <w:t xml:space="preserve"> </w:t>
-      </w:r>
-      <w:r>
-        <w:t>시나리오를</w:t>
-      </w:r>
-      <w:r>
-        <w:t xml:space="preserve"> </w:t>
+        <w:t xml:space="preserve">book 변환: </w:t>
+      </w:r>
+      <w:r>
+        <w:t xml:space="preserve">생성된 시나리오를 </w:t>
       </w:r>
       <w:r>
         <w:rPr>
@@ -4089,16 +1850,7 @@
         <w:t>물</w:t>
       </w:r>
       <w:r>
-        <w:t>책으로</w:t>
-      </w:r>
-      <w:r>
-        <w:t xml:space="preserve"> </w:t>
-      </w:r>
-      <w:r>
-        <w:t>제작</w:t>
-      </w:r>
-      <w:r>
-        <w:t xml:space="preserve"> (</w:t>
+        <w:t>책으로 제작 (</w:t>
       </w:r>
       <w:r>
         <w:rPr>
@@ -4107,13 +1859,7 @@
         <w:t>15</w:t>
       </w:r>
       <w:r>
-        <w:t>,000</w:t>
-      </w:r>
-      <w:r>
-        <w:t>원</w:t>
-      </w:r>
-      <w:r>
-        <w:t>)</w:t>
+        <w:t>,000원)</w:t>
       </w:r>
     </w:p>
     <w:p>
@@ -4129,38 +1875,10 @@
           <w:b/>
           <w:bCs/>
         </w:rPr>
-        <w:t>기업</w:t>
-      </w:r>
-      <w:r>
-        <w:rPr>
-          <w:b/>
-          <w:bCs/>
-        </w:rPr>
-        <w:t xml:space="preserve"> B2B: </w:t>
-      </w:r>
-      <w:r>
-        <w:t xml:space="preserve">HR </w:t>
-      </w:r>
-      <w:r>
-        <w:t>교육용</w:t>
-      </w:r>
-      <w:r>
-        <w:t xml:space="preserve">, </w:t>
-      </w:r>
-      <w:r>
-        <w:t>의사결정</w:t>
-      </w:r>
-      <w:r>
-        <w:t xml:space="preserve"> </w:t>
-      </w:r>
-      <w:r>
-        <w:t>훈련</w:t>
-      </w:r>
-      <w:r>
-        <w:t xml:space="preserve"> </w:t>
-      </w:r>
-      <w:r>
-        <w:t>프로그램</w:t>
+        <w:t xml:space="preserve">기업 B2B: </w:t>
+      </w:r>
+      <w:r>
+        <w:t>HR 교육용, 의사결정 훈련 프로그램</w:t>
       </w:r>
     </w:p>
     <w:p>
@@ -4177,49 +1895,10 @@
           <w:b/>
           <w:bCs/>
         </w:rPr>
-        <w:t>제휴</w:t>
-      </w:r>
-      <w:r>
-        <w:rPr>
-          <w:b/>
-          <w:bCs/>
-        </w:rPr>
-        <w:t xml:space="preserve"> </w:t>
-      </w:r>
-      <w:r>
-        <w:rPr>
-          <w:b/>
-          <w:bCs/>
-        </w:rPr>
-        <w:t>마케팅</w:t>
-      </w:r>
-      <w:r>
-        <w:rPr>
-          <w:b/>
-          <w:bCs/>
-        </w:rPr>
-        <w:t xml:space="preserve">: </w:t>
-      </w:r>
-      <w:r>
-        <w:t>심리상담</w:t>
-      </w:r>
-      <w:r>
-        <w:t xml:space="preserve">, </w:t>
-      </w:r>
-      <w:r>
-        <w:t>자기계발</w:t>
-      </w:r>
-      <w:r>
-        <w:t xml:space="preserve"> </w:t>
-      </w:r>
-      <w:r>
-        <w:t>서비스</w:t>
-      </w:r>
-      <w:r>
-        <w:t xml:space="preserve"> </w:t>
-      </w:r>
-      <w:r>
-        <w:t>연계</w:t>
+        <w:t xml:space="preserve">제휴 마케팅: </w:t>
+      </w:r>
+      <w:r>
+        <w:t>심리상담, 자기계발 서비스 연계</w:t>
       </w:r>
     </w:p>
     <w:p>
@@ -4233,34 +1912,7 @@
       </w:pPr>
       <w:r>
         <w:lastRenderedPageBreak/>
-        <w:t xml:space="preserve">5. </w:t>
-      </w:r>
-      <w:r>
-        <w:t>기술</w:t>
-      </w:r>
-      <w:r>
-        <w:t xml:space="preserve"> </w:t>
-      </w:r>
-      <w:r>
-        <w:t>스택</w:t>
-      </w:r>
-      <w:r>
-        <w:t xml:space="preserve"> </w:t>
-      </w:r>
-      <w:r>
-        <w:t>및</w:t>
-      </w:r>
-      <w:r>
-        <w:t xml:space="preserve"> </w:t>
-      </w:r>
-      <w:r>
-        <w:t>개발</w:t>
-      </w:r>
-      <w:r>
-        <w:t xml:space="preserve"> </w:t>
-      </w:r>
-      <w:r>
-        <w:t>계획</w:t>
+        <w:t>5. 기술 스택 및 개발 계획</w:t>
       </w:r>
     </w:p>
     <w:p>
@@ -4268,16 +1920,7 @@
         <w:pStyle w:val="2"/>
       </w:pPr>
       <w:r>
-        <w:t xml:space="preserve">5.1 </w:t>
-      </w:r>
-      <w:r>
-        <w:t>핵심</w:t>
-      </w:r>
-      <w:r>
-        <w:t xml:space="preserve"> </w:t>
-      </w:r>
-      <w:r>
-        <w:t>기술</w:t>
+        <w:t>5.1 핵심 기술</w:t>
       </w:r>
     </w:p>
     <w:tbl>
@@ -4595,10 +2238,7 @@
       </w:r>
       <w:proofErr w:type="spellEnd"/>
       <w:r>
-        <w:t xml:space="preserve"> </w:t>
-      </w:r>
-      <w:r>
-        <w:t>전략</w:t>
+        <w:t xml:space="preserve"> 전략</w:t>
       </w:r>
     </w:p>
     <w:p>
@@ -4614,67 +2254,10 @@
           <w:b/>
           <w:bCs/>
         </w:rPr>
-        <w:t>데이터</w:t>
-      </w:r>
-      <w:r>
-        <w:rPr>
-          <w:b/>
-          <w:bCs/>
-        </w:rPr>
-        <w:t xml:space="preserve"> </w:t>
-      </w:r>
-      <w:r>
-        <w:rPr>
-          <w:b/>
-          <w:bCs/>
-        </w:rPr>
-        <w:t>수집</w:t>
-      </w:r>
-      <w:r>
-        <w:rPr>
-          <w:b/>
-          <w:bCs/>
-        </w:rPr>
-        <w:t xml:space="preserve">: </w:t>
-      </w:r>
-      <w:r>
-        <w:t>소설</w:t>
-      </w:r>
-      <w:r>
-        <w:t xml:space="preserve">, </w:t>
-      </w:r>
-      <w:r>
-        <w:t>자서전</w:t>
-      </w:r>
-      <w:r>
-        <w:t xml:space="preserve">, </w:t>
-      </w:r>
-      <w:r>
-        <w:t>인생</w:t>
-      </w:r>
-      <w:r>
-        <w:t xml:space="preserve"> </w:t>
-      </w:r>
-      <w:r>
-        <w:t>회고록</w:t>
-      </w:r>
-      <w:r>
-        <w:t xml:space="preserve"> </w:t>
-      </w:r>
-      <w:r>
-        <w:t>등</w:t>
-      </w:r>
-      <w:r>
-        <w:t xml:space="preserve"> </w:t>
-      </w:r>
-      <w:r>
-        <w:t>스토리텔링</w:t>
-      </w:r>
-      <w:r>
-        <w:t xml:space="preserve"> </w:t>
-      </w:r>
-      <w:r>
-        <w:t>데이터</w:t>
+        <w:t xml:space="preserve">데이터 수집: </w:t>
+      </w:r>
+      <w:r>
+        <w:t>소설, 자서전, 인생 회고록 등 스토리텔링 데이터</w:t>
       </w:r>
       <w:r>
         <w:rPr>
@@ -4696,81 +2279,27 @@
           <w:b/>
           <w:bCs/>
         </w:rPr>
-        <w:t>데이터</w:t>
-      </w:r>
-      <w:r>
-        <w:rPr>
-          <w:b/>
-          <w:bCs/>
+        <w:t xml:space="preserve">데이터 가공: </w:t>
+      </w:r>
+      <w:r>
+        <w:t>GPT-4o API</w:t>
+      </w:r>
+      <w:proofErr w:type="spellStart"/>
+      <w:r>
+        <w:t>를</w:t>
+      </w:r>
+      <w:proofErr w:type="spellEnd"/>
+      <w:r>
+        <w:t xml:space="preserve"> 활용해 고품질의</w:t>
+      </w:r>
+      <w:r>
+        <w:rPr>
+          <w:rFonts w:hint="eastAsia"/>
         </w:rPr>
         <w:t xml:space="preserve"> </w:t>
       </w:r>
       <w:r>
-        <w:rPr>
-          <w:b/>
-          <w:bCs/>
-        </w:rPr>
-        <w:t>가공</w:t>
-      </w:r>
-      <w:r>
-        <w:rPr>
-          <w:b/>
-          <w:bCs/>
-        </w:rPr>
-        <w:t xml:space="preserve">: </w:t>
-      </w:r>
-      <w:r>
-        <w:t>GPT-4o API</w:t>
-      </w:r>
-      <w:proofErr w:type="spellStart"/>
-      <w:r>
-        <w:t>를</w:t>
-      </w:r>
-      <w:proofErr w:type="spellEnd"/>
-      <w:r>
-        <w:t xml:space="preserve"> 활용해 고품질의</w:t>
-      </w:r>
-      <w:r>
-        <w:rPr>
-          <w:rFonts w:hint="eastAsia"/>
-        </w:rPr>
-        <w:t xml:space="preserve"> </w:t>
-      </w:r>
-      <w:r>
-        <w:t>"</w:t>
-      </w:r>
-      <w:r>
-        <w:t>선택</w:t>
-      </w:r>
-      <w:r>
-        <w:t>-</w:t>
-      </w:r>
-      <w:r>
-        <w:t>결과</w:t>
-      </w:r>
-      <w:r>
-        <w:t xml:space="preserve">" </w:t>
-      </w:r>
-      <w:r>
-        <w:t>형식의</w:t>
-      </w:r>
-      <w:r>
-        <w:t xml:space="preserve"> </w:t>
-      </w:r>
-      <w:r>
-        <w:t>시나리오</w:t>
-      </w:r>
-      <w:r>
-        <w:t xml:space="preserve"> </w:t>
-      </w:r>
-      <w:r>
-        <w:t>쌍</w:t>
-      </w:r>
-      <w:r>
-        <w:t xml:space="preserve"> </w:t>
-      </w:r>
-      <w:r>
-        <w:t>구축</w:t>
+        <w:t>"선택-결과" 형식의 시나리오 쌍 구축</w:t>
       </w:r>
     </w:p>
     <w:p>
@@ -4962,61 +2491,10 @@
           <w:b/>
           <w:bCs/>
         </w:rPr>
-        <w:t>평가</w:t>
-      </w:r>
-      <w:r>
-        <w:rPr>
-          <w:b/>
-          <w:bCs/>
-        </w:rPr>
-        <w:t>/</w:t>
-      </w:r>
-      <w:r>
-        <w:rPr>
-          <w:b/>
-          <w:bCs/>
-        </w:rPr>
-        <w:t>개선</w:t>
-      </w:r>
-      <w:r>
-        <w:rPr>
-          <w:b/>
-          <w:bCs/>
-        </w:rPr>
-        <w:t xml:space="preserve">: </w:t>
-      </w:r>
-      <w:r>
-        <w:t>사용자</w:t>
-      </w:r>
-      <w:r>
-        <w:t xml:space="preserve"> </w:t>
-      </w:r>
-      <w:r>
-        <w:t>피드백</w:t>
-      </w:r>
-      <w:r>
-        <w:t xml:space="preserve"> </w:t>
-      </w:r>
-      <w:r>
-        <w:t>기반</w:t>
-      </w:r>
-      <w:r>
-        <w:t xml:space="preserve"> </w:t>
-      </w:r>
-      <w:r>
-        <w:t>지속적</w:t>
-      </w:r>
-      <w:r>
-        <w:t xml:space="preserve"> </w:t>
-      </w:r>
-      <w:r>
-        <w:t>모델</w:t>
-      </w:r>
-      <w:r>
-        <w:t xml:space="preserve"> </w:t>
-      </w:r>
-      <w:r>
-        <w:t>개선</w:t>
+        <w:t xml:space="preserve">평가/개선: </w:t>
+      </w:r>
+      <w:r>
+        <w:t>사용자 피드백 기반 지속적 모델 개선</w:t>
       </w:r>
     </w:p>
     <w:p>
@@ -5050,16 +2528,7 @@
       </w:pPr>
       <w:r>
         <w:lastRenderedPageBreak/>
-        <w:t xml:space="preserve">5.3 </w:t>
-      </w:r>
-      <w:r>
-        <w:t>개발</w:t>
-      </w:r>
-      <w:r>
-        <w:t xml:space="preserve"> </w:t>
-      </w:r>
-      <w:r>
-        <w:t>로드맵</w:t>
+        <w:t>5.3 개발 로드맵</w:t>
       </w:r>
     </w:p>
     <w:tbl>
@@ -5600,16 +3069,7 @@
       </w:pPr>
       <w:r>
         <w:lastRenderedPageBreak/>
-        <w:t xml:space="preserve">6. </w:t>
-      </w:r>
-      <w:r>
-        <w:t>마케팅</w:t>
-      </w:r>
-      <w:r>
-        <w:t xml:space="preserve"> </w:t>
-      </w:r>
-      <w:r>
-        <w:t>전략</w:t>
+        <w:t>6. 마케팅 전략</w:t>
       </w:r>
     </w:p>
     <w:p>
@@ -5617,28 +3077,7 @@
         <w:pStyle w:val="2"/>
       </w:pPr>
       <w:r>
-        <w:t xml:space="preserve">6.1 </w:t>
-      </w:r>
-      <w:r>
-        <w:t>초기</w:t>
-      </w:r>
-      <w:r>
-        <w:t xml:space="preserve"> </w:t>
-      </w:r>
-      <w:r>
-        <w:t>유저</w:t>
-      </w:r>
-      <w:r>
-        <w:t xml:space="preserve"> </w:t>
-      </w:r>
-      <w:r>
-        <w:t>확보</w:t>
-      </w:r>
-      <w:r>
-        <w:t xml:space="preserve"> </w:t>
-      </w:r>
-      <w:r>
-        <w:t>전략</w:t>
+        <w:t>6.1 초기 유저 확보 전략</w:t>
       </w:r>
     </w:p>
     <w:p>
@@ -5654,76 +3093,10 @@
           <w:b/>
           <w:bCs/>
         </w:rPr>
-        <w:t>바이럴</w:t>
-      </w:r>
-      <w:r>
-        <w:rPr>
-          <w:b/>
-          <w:bCs/>
-        </w:rPr>
-        <w:t xml:space="preserve"> </w:t>
-      </w:r>
-      <w:r>
-        <w:rPr>
-          <w:b/>
-          <w:bCs/>
-        </w:rPr>
-        <w:t>콘텐츠</w:t>
-      </w:r>
-      <w:r>
-        <w:rPr>
-          <w:b/>
-          <w:bCs/>
-        </w:rPr>
-        <w:t xml:space="preserve">: </w:t>
-      </w:r>
-      <w:r>
-        <w:t>"</w:t>
-      </w:r>
-      <w:r>
-        <w:t>만약</w:t>
-      </w:r>
-      <w:r>
-        <w:t xml:space="preserve"> </w:t>
-      </w:r>
-      <w:r>
-        <w:t>내가</w:t>
-      </w:r>
-      <w:r>
-        <w:t xml:space="preserve"> </w:t>
-      </w:r>
-      <w:r>
-        <w:t>아이돌이</w:t>
-      </w:r>
-      <w:r>
-        <w:t xml:space="preserve"> </w:t>
-      </w:r>
-      <w:r>
-        <w:t>됐다면</w:t>
-      </w:r>
-      <w:r>
-        <w:t xml:space="preserve">?" </w:t>
-      </w:r>
-      <w:r>
-        <w:t>같은</w:t>
-      </w:r>
-      <w:r>
-        <w:t xml:space="preserve"> </w:t>
-      </w:r>
-      <w:r>
-        <w:t>흥미로운</w:t>
-      </w:r>
-      <w:r>
-        <w:t xml:space="preserve"> </w:t>
-      </w:r>
-      <w:r>
-        <w:t>예시</w:t>
-      </w:r>
-      <w:r>
-        <w:t xml:space="preserve"> </w:t>
-      </w:r>
-      <w:r>
-        <w:t>공유</w:t>
+        <w:t xml:space="preserve">바이럴 콘텐츠: </w:t>
+      </w:r>
+      <w:r>
+        <w:t>"만약 내가 아이돌이 됐다면?" 같은 흥미로운 예시 공유</w:t>
       </w:r>
     </w:p>
     <w:p>
@@ -5739,39 +3112,10 @@
           <w:b/>
           <w:bCs/>
         </w:rPr>
-        <w:t xml:space="preserve">SNS </w:t>
-      </w:r>
-      <w:r>
-        <w:rPr>
-          <w:b/>
-          <w:bCs/>
-        </w:rPr>
-        <w:t>챌린지</w:t>
-      </w:r>
-      <w:r>
-        <w:rPr>
-          <w:b/>
-          <w:bCs/>
-        </w:rPr>
-        <w:t xml:space="preserve">: </w:t>
-      </w:r>
-      <w:r>
-        <w:t>#</w:t>
-      </w:r>
-      <w:r>
-        <w:t>내평행세계</w:t>
-      </w:r>
-      <w:r>
-        <w:t xml:space="preserve"> </w:t>
-      </w:r>
-      <w:r>
-        <w:t>해시태그</w:t>
-      </w:r>
-      <w:r>
-        <w:t xml:space="preserve"> </w:t>
-      </w:r>
-      <w:r>
-        <w:t>캠페인</w:t>
+        <w:t xml:space="preserve">SNS 챌린지: </w:t>
+      </w:r>
+      <w:r>
+        <w:t>#내평행세계 해시태그 캠페인</w:t>
       </w:r>
     </w:p>
     <w:p>
@@ -5797,21 +3141,7 @@
           <w:b/>
           <w:bCs/>
         </w:rPr>
-        <w:t xml:space="preserve"> </w:t>
-      </w:r>
-      <w:r>
-        <w:rPr>
-          <w:b/>
-          <w:bCs/>
-        </w:rPr>
-        <w:t>협업</w:t>
-      </w:r>
-      <w:r>
-        <w:rPr>
-          <w:b/>
-          <w:bCs/>
-        </w:rPr>
-        <w:t xml:space="preserve">: </w:t>
+        <w:t xml:space="preserve"> 협업: </w:t>
       </w:r>
       <w:proofErr w:type="spellStart"/>
       <w:r>
@@ -5827,22 +3157,7 @@
       </w:r>
       <w:proofErr w:type="spellEnd"/>
       <w:r>
-        <w:t xml:space="preserve"> </w:t>
-      </w:r>
-      <w:r>
-        <w:t>체험</w:t>
-      </w:r>
-      <w:r>
-        <w:t xml:space="preserve"> </w:t>
-      </w:r>
-      <w:r>
-        <w:t>콘텐츠</w:t>
-      </w:r>
-      <w:r>
-        <w:t xml:space="preserve"> </w:t>
-      </w:r>
-      <w:r>
-        <w:t>제작</w:t>
+        <w:t xml:space="preserve"> 체험 콘텐츠 제작</w:t>
       </w:r>
     </w:p>
     <w:p>
@@ -5850,16 +3165,7 @@
         <w:pStyle w:val="2"/>
       </w:pPr>
       <w:r>
-        <w:t xml:space="preserve">6.2 </w:t>
-      </w:r>
-      <w:r>
-        <w:t>채널별</w:t>
-      </w:r>
-      <w:r>
-        <w:t xml:space="preserve"> </w:t>
-      </w:r>
-      <w:r>
-        <w:t>전략</w:t>
+        <w:t>6.2 채널별 전략</w:t>
       </w:r>
     </w:p>
     <w:p>
@@ -5875,45 +3181,26 @@
           <w:b/>
           <w:bCs/>
         </w:rPr>
-        <w:t>인스타그램</w:t>
-      </w:r>
+        <w:t>인스타그램/</w:t>
+      </w:r>
+      <w:proofErr w:type="spellStart"/>
       <w:r>
         <w:rPr>
           <w:b/>
           <w:bCs/>
         </w:rPr>
-        <w:t>/</w:t>
-      </w:r>
-      <w:proofErr w:type="spellStart"/>
+        <w:t>틱톡</w:t>
+      </w:r>
+      <w:proofErr w:type="spellEnd"/>
       <w:r>
         <w:rPr>
           <w:b/>
           <w:bCs/>
         </w:rPr>
-        <w:t>틱톡</w:t>
-      </w:r>
-      <w:proofErr w:type="spellEnd"/>
-      <w:r>
-        <w:rPr>
-          <w:b/>
-          <w:bCs/>
-        </w:rPr>
         <w:t xml:space="preserve">: </w:t>
       </w:r>
       <w:r>
-        <w:t>시나리오</w:t>
-      </w:r>
-      <w:r>
-        <w:t xml:space="preserve"> </w:t>
-      </w:r>
-      <w:r>
-        <w:t>하이라이트</w:t>
-      </w:r>
-      <w:r>
-        <w:t xml:space="preserve"> </w:t>
-      </w:r>
-      <w:r>
-        <w:t>영상화</w:t>
+        <w:t>시나리오 하이라이트 영상화</w:t>
       </w:r>
     </w:p>
     <w:p>
@@ -5929,38 +3216,10 @@
           <w:b/>
           <w:bCs/>
         </w:rPr>
-        <w:t>유튜브</w:t>
-      </w:r>
-      <w:r>
-        <w:rPr>
-          <w:b/>
-          <w:bCs/>
-        </w:rPr>
-        <w:t xml:space="preserve">: </w:t>
-      </w:r>
-      <w:r>
-        <w:t>"</w:t>
-      </w:r>
-      <w:r>
-        <w:t>연예인의</w:t>
-      </w:r>
-      <w:r>
-        <w:t xml:space="preserve"> </w:t>
-      </w:r>
-      <w:r>
-        <w:t>평행세계</w:t>
-      </w:r>
-      <w:r>
-        <w:t xml:space="preserve">" </w:t>
-      </w:r>
-      <w:r>
-        <w:t>기획</w:t>
-      </w:r>
-      <w:r>
-        <w:t xml:space="preserve"> </w:t>
-      </w:r>
-      <w:r>
-        <w:t>콘텐츠</w:t>
+        <w:t xml:space="preserve">유튜브: </w:t>
+      </w:r>
+      <w:r>
+        <w:t>"연예인의 평행세계" 기획 콘텐츠</w:t>
       </w:r>
     </w:p>
     <w:p>
@@ -5976,14 +3235,7 @@
           <w:b/>
           <w:bCs/>
         </w:rPr>
-        <w:t>커뮤니티</w:t>
-      </w:r>
-      <w:r>
-        <w:rPr>
-          <w:b/>
-          <w:bCs/>
-        </w:rPr>
-        <w:t xml:space="preserve">: </w:t>
+        <w:t xml:space="preserve">커뮤니티: </w:t>
       </w:r>
       <w:proofErr w:type="spellStart"/>
       <w:r>
@@ -5991,34 +3243,7 @@
       </w:r>
       <w:proofErr w:type="spellEnd"/>
       <w:r>
-        <w:t xml:space="preserve">, </w:t>
-      </w:r>
-      <w:r>
-        <w:t>블라인드</w:t>
-      </w:r>
-      <w:r>
-        <w:t xml:space="preserve"> </w:t>
-      </w:r>
-      <w:r>
-        <w:t>등</w:t>
-      </w:r>
-      <w:r>
-        <w:t xml:space="preserve"> </w:t>
-      </w:r>
-      <w:r>
-        <w:t>타겟</w:t>
-      </w:r>
-      <w:r>
-        <w:t xml:space="preserve"> </w:t>
-      </w:r>
-      <w:r>
-        <w:t>커뮤니티</w:t>
-      </w:r>
-      <w:r>
-        <w:t xml:space="preserve"> </w:t>
-      </w:r>
-      <w:r>
-        <w:t>진출</w:t>
+        <w:t>, 블라인드 등 타겟 커뮤니티 진출</w:t>
       </w:r>
     </w:p>
     <w:p>
@@ -6035,32 +3260,10 @@
           <w:b/>
           <w:bCs/>
         </w:rPr>
-        <w:t>앱스토어</w:t>
-      </w:r>
-      <w:r>
-        <w:rPr>
-          <w:b/>
-          <w:bCs/>
-        </w:rPr>
-        <w:t xml:space="preserve">: </w:t>
-      </w:r>
-      <w:r>
-        <w:t xml:space="preserve">ASO </w:t>
-      </w:r>
-      <w:r>
-        <w:t>최적화</w:t>
-      </w:r>
-      <w:r>
-        <w:t xml:space="preserve">, </w:t>
-      </w:r>
-      <w:r>
-        <w:t>리뷰</w:t>
-      </w:r>
-      <w:r>
-        <w:t xml:space="preserve"> </w:t>
-      </w:r>
-      <w:r>
-        <w:t>마케팅</w:t>
+        <w:t xml:space="preserve">앱스토어: </w:t>
+      </w:r>
+      <w:r>
+        <w:t>ASO 최적화, 리뷰 마케팅</w:t>
       </w:r>
     </w:p>
     <w:p>
@@ -6068,16 +3271,7 @@
         <w:pStyle w:val="2"/>
       </w:pPr>
       <w:r>
-        <w:t xml:space="preserve">6.3 </w:t>
-      </w:r>
-      <w:r>
-        <w:t>차별화</w:t>
-      </w:r>
-      <w:r>
-        <w:t xml:space="preserve"> </w:t>
-      </w:r>
-      <w:r>
-        <w:t>포인트</w:t>
+        <w:t>6.3 차별화 포인트</w:t>
       </w:r>
     </w:p>
     <w:p>
@@ -6085,88 +3279,7 @@
         <w:spacing w:after="200"/>
       </w:pPr>
       <w:r>
-        <w:t>"AI</w:t>
-      </w:r>
-      <w:r>
-        <w:t>가</w:t>
-      </w:r>
-      <w:r>
-        <w:t xml:space="preserve"> </w:t>
-      </w:r>
-      <w:r>
-        <w:t>만들어주는</w:t>
-      </w:r>
-      <w:r>
-        <w:t xml:space="preserve"> </w:t>
-      </w:r>
-      <w:r>
-        <w:t>나만의</w:t>
-      </w:r>
-      <w:r>
-        <w:t xml:space="preserve"> </w:t>
-      </w:r>
-      <w:r>
-        <w:t>소설</w:t>
-      </w:r>
-      <w:r>
-        <w:t xml:space="preserve">" - </w:t>
-      </w:r>
-      <w:r>
-        <w:t>단순</w:t>
-      </w:r>
-      <w:r>
-        <w:t xml:space="preserve"> </w:t>
-      </w:r>
-      <w:r>
-        <w:t>점술</w:t>
-      </w:r>
-      <w:r>
-        <w:t>/</w:t>
-      </w:r>
-      <w:r>
-        <w:t>운세</w:t>
-      </w:r>
-      <w:r>
-        <w:t xml:space="preserve"> </w:t>
-      </w:r>
-      <w:r>
-        <w:t>앱과</w:t>
-      </w:r>
-      <w:r>
-        <w:t xml:space="preserve"> </w:t>
-      </w:r>
-      <w:r>
-        <w:t>달리</w:t>
-      </w:r>
-      <w:r>
-        <w:t xml:space="preserve">, </w:t>
-      </w:r>
-      <w:r>
-        <w:t>구체적이고</w:t>
-      </w:r>
-      <w:r>
-        <w:t xml:space="preserve"> </w:t>
-      </w:r>
-      <w:r>
-        <w:t>현실적인</w:t>
-      </w:r>
-      <w:r>
-        <w:t xml:space="preserve"> </w:t>
-      </w:r>
-      <w:r>
-        <w:t>시나리오</w:t>
-      </w:r>
-      <w:r>
-        <w:t xml:space="preserve"> </w:t>
-      </w:r>
-      <w:r>
-        <w:t>제공으로</w:t>
-      </w:r>
-      <w:r>
-        <w:t xml:space="preserve"> </w:t>
-      </w:r>
-      <w:r>
-        <w:t>차별화</w:t>
+        <w:t>"AI가 만들어주는 나만의 소설" - 단순 점술/운세 앱과 달리, 구체적이고 현실적인 시나리오 제공으로 차별화</w:t>
       </w:r>
     </w:p>
     <w:p>
@@ -6180,16 +3293,7 @@
       </w:pPr>
       <w:r>
         <w:lastRenderedPageBreak/>
-        <w:t xml:space="preserve">7. </w:t>
-      </w:r>
-      <w:r>
-        <w:t>재무</w:t>
-      </w:r>
-      <w:r>
-        <w:t xml:space="preserve"> </w:t>
-      </w:r>
-      <w:r>
-        <w:t>계획</w:t>
+        <w:t>7. 재무 계획</w:t>
       </w:r>
     </w:p>
     <w:p>
@@ -6197,22 +3301,7 @@
         <w:pStyle w:val="2"/>
       </w:pPr>
       <w:r>
-        <w:t xml:space="preserve">7.1 </w:t>
-      </w:r>
-      <w:r>
-        <w:t>초기</w:t>
-      </w:r>
-      <w:r>
-        <w:t xml:space="preserve"> </w:t>
-      </w:r>
-      <w:r>
-        <w:t>투자</w:t>
-      </w:r>
-      <w:r>
-        <w:t xml:space="preserve"> </w:t>
-      </w:r>
-      <w:r>
-        <w:t>비용</w:t>
+        <w:t>7.1 초기 투자 비용</w:t>
       </w:r>
     </w:p>
     <w:tbl>
@@ -6287,21 +3376,7 @@
                 <w:b/>
                 <w:bCs/>
               </w:rPr>
-              <w:t>예상</w:t>
-            </w:r>
-            <w:r>
-              <w:rPr>
-                <w:b/>
-                <w:bCs/>
-              </w:rPr>
-              <w:t xml:space="preserve"> </w:t>
-            </w:r>
-            <w:r>
-              <w:rPr>
-                <w:b/>
-                <w:bCs/>
-              </w:rPr>
-              <w:t>비용</w:t>
+              <w:t>예상 비용</w:t>
             </w:r>
           </w:p>
         </w:tc>
@@ -6325,28 +3400,7 @@
           </w:tcPr>
           <w:p>
             <w:r>
-              <w:t>서버</w:t>
-            </w:r>
-            <w:r>
-              <w:t xml:space="preserve"> </w:t>
-            </w:r>
-            <w:r>
-              <w:t>및</w:t>
-            </w:r>
-            <w:r>
-              <w:t xml:space="preserve"> </w:t>
-            </w:r>
-            <w:r>
-              <w:t>인프라</w:t>
-            </w:r>
-            <w:r>
-              <w:t xml:space="preserve"> (6</w:t>
-            </w:r>
-            <w:r>
-              <w:t>개월</w:t>
-            </w:r>
-            <w:r>
-              <w:t>)</w:t>
+              <w:t>서버 및 인프라 (6개월)</w:t>
             </w:r>
           </w:p>
         </w:tc>
@@ -6368,16 +3422,7 @@
           </w:tcPr>
           <w:p>
             <w:r>
-              <w:t>5</w:t>
-            </w:r>
-            <w:r>
-              <w:t>만</w:t>
-            </w:r>
-            <w:r>
-              <w:t xml:space="preserve"> </w:t>
-            </w:r>
-            <w:r>
-              <w:t>원</w:t>
+              <w:t>5만 원</w:t>
             </w:r>
           </w:p>
         </w:tc>
@@ -6401,22 +3446,7 @@
           </w:tcPr>
           <w:p>
             <w:r>
-              <w:t xml:space="preserve">AI </w:t>
-            </w:r>
-            <w:r>
-              <w:t>모델</w:t>
-            </w:r>
-            <w:r>
-              <w:t xml:space="preserve"> </w:t>
-            </w:r>
-            <w:r>
-              <w:t>학습</w:t>
-            </w:r>
-            <w:r>
-              <w:t xml:space="preserve"> </w:t>
-            </w:r>
-            <w:r>
-              <w:t>비용</w:t>
+              <w:t>AI 모델 학습 비용</w:t>
             </w:r>
           </w:p>
         </w:tc>
@@ -6468,16 +3498,7 @@
           </w:tcPr>
           <w:p>
             <w:r>
-              <w:t>디자인</w:t>
-            </w:r>
-            <w:r>
-              <w:t xml:space="preserve"> </w:t>
-            </w:r>
-            <w:r>
-              <w:t>및</w:t>
-            </w:r>
-            <w:r>
-              <w:t xml:space="preserve"> UI/UX</w:t>
+              <w:t>디자인 및 UI/UX</w:t>
             </w:r>
           </w:p>
         </w:tc>
@@ -6529,19 +3550,7 @@
           </w:tcPr>
           <w:p>
             <w:r>
-              <w:t>마케팅</w:t>
-            </w:r>
-            <w:r>
-              <w:t xml:space="preserve"> </w:t>
-            </w:r>
-            <w:r>
-              <w:t>초기</w:t>
-            </w:r>
-            <w:r>
-              <w:t xml:space="preserve"> </w:t>
-            </w:r>
-            <w:r>
-              <w:t>비용</w:t>
+              <w:t>마케팅 초기 비용</w:t>
             </w:r>
           </w:p>
         </w:tc>
@@ -6625,14 +3634,7 @@
                 <w:b/>
                 <w:bCs/>
               </w:rPr>
-              <w:t>약</w:t>
-            </w:r>
-            <w:r>
-              <w:rPr>
-                <w:b/>
-                <w:bCs/>
-              </w:rPr>
-              <w:t xml:space="preserve"> </w:t>
+              <w:t xml:space="preserve">약 </w:t>
             </w:r>
             <w:r>
               <w:rPr>
@@ -6666,25 +3668,7 @@
         <w:pStyle w:val="2"/>
       </w:pPr>
       <w:r>
-        <w:t xml:space="preserve">7.2 </w:t>
-      </w:r>
-      <w:r>
-        <w:t>예상</w:t>
-      </w:r>
-      <w:r>
-        <w:t xml:space="preserve"> </w:t>
-      </w:r>
-      <w:r>
-        <w:t>수익</w:t>
-      </w:r>
-      <w:r>
-        <w:t xml:space="preserve"> (1</w:t>
-      </w:r>
-      <w:r>
-        <w:t>년차</w:t>
-      </w:r>
-      <w:r>
-        <w:t>)</w:t>
+        <w:t>7.2 예상 수익 (1년차)</w:t>
       </w:r>
     </w:p>
     <w:tbl>
@@ -6791,23 +3775,7 @@
                 <w:bCs/>
                 <w:color w:val="FFFFFF"/>
               </w:rPr>
-              <w:t>연</w:t>
-            </w:r>
-            <w:r>
-              <w:rPr>
-                <w:b/>
-                <w:bCs/>
-                <w:color w:val="FFFFFF"/>
-              </w:rPr>
-              <w:t xml:space="preserve"> </w:t>
-            </w:r>
-            <w:r>
-              <w:rPr>
-                <w:b/>
-                <w:bCs/>
-                <w:color w:val="FFFFFF"/>
-              </w:rPr>
-              <w:t>매출</w:t>
+              <w:t>연 매출</w:t>
             </w:r>
           </w:p>
         </w:tc>
@@ -7027,127 +3995,7 @@
           <w:sz w:val="20"/>
           <w:szCs w:val="20"/>
         </w:rPr>
-        <w:t xml:space="preserve">* </w:t>
-      </w:r>
-      <w:r>
-        <w:rPr>
-          <w:color w:val="666666"/>
-          <w:sz w:val="20"/>
-          <w:szCs w:val="20"/>
-        </w:rPr>
-        <w:t>프리미엄</w:t>
-      </w:r>
-      <w:r>
-        <w:rPr>
-          <w:color w:val="666666"/>
-          <w:sz w:val="20"/>
-          <w:szCs w:val="20"/>
-        </w:rPr>
-        <w:t xml:space="preserve"> </w:t>
-      </w:r>
-      <w:r>
-        <w:rPr>
-          <w:color w:val="666666"/>
-          <w:sz w:val="20"/>
-          <w:szCs w:val="20"/>
-        </w:rPr>
-        <w:t>구독</w:t>
-      </w:r>
-      <w:r>
-        <w:rPr>
-          <w:color w:val="666666"/>
-          <w:sz w:val="20"/>
-          <w:szCs w:val="20"/>
-        </w:rPr>
-        <w:t xml:space="preserve"> </w:t>
-      </w:r>
-      <w:r>
-        <w:rPr>
-          <w:color w:val="666666"/>
-          <w:sz w:val="20"/>
-          <w:szCs w:val="20"/>
-        </w:rPr>
-        <w:t>기준</w:t>
-      </w:r>
-      <w:r>
-        <w:rPr>
-          <w:color w:val="666666"/>
-          <w:sz w:val="20"/>
-          <w:szCs w:val="20"/>
-        </w:rPr>
-        <w:t xml:space="preserve"> </w:t>
-      </w:r>
-      <w:r>
-        <w:rPr>
-          <w:color w:val="666666"/>
-          <w:sz w:val="20"/>
-          <w:szCs w:val="20"/>
-        </w:rPr>
-        <w:t>월</w:t>
-      </w:r>
-      <w:r>
-        <w:rPr>
-          <w:color w:val="666666"/>
-          <w:sz w:val="20"/>
-          <w:szCs w:val="20"/>
-        </w:rPr>
-        <w:t xml:space="preserve"> </w:t>
-      </w:r>
-      <w:r>
-        <w:rPr>
-          <w:color w:val="666666"/>
-          <w:sz w:val="20"/>
-          <w:szCs w:val="20"/>
-        </w:rPr>
-        <w:t>평균</w:t>
-      </w:r>
-      <w:r>
-        <w:rPr>
-          <w:color w:val="666666"/>
-          <w:sz w:val="20"/>
-          <w:szCs w:val="20"/>
-        </w:rPr>
-        <w:t xml:space="preserve"> </w:t>
-      </w:r>
-      <w:r>
-        <w:rPr>
-          <w:color w:val="666666"/>
-          <w:sz w:val="20"/>
-          <w:szCs w:val="20"/>
-        </w:rPr>
-        <w:t>결제액</w:t>
-      </w:r>
-      <w:r>
-        <w:rPr>
-          <w:color w:val="666666"/>
-          <w:sz w:val="20"/>
-          <w:szCs w:val="20"/>
-        </w:rPr>
-        <w:t xml:space="preserve"> 5,900</w:t>
-      </w:r>
-      <w:r>
-        <w:rPr>
-          <w:color w:val="666666"/>
-          <w:sz w:val="20"/>
-          <w:szCs w:val="20"/>
-        </w:rPr>
-        <w:t>원</w:t>
-      </w:r>
-      <w:r>
-        <w:rPr>
-          <w:color w:val="666666"/>
-          <w:sz w:val="20"/>
-          <w:szCs w:val="20"/>
-        </w:rPr>
-        <w:t xml:space="preserve"> </w:t>
-      </w:r>
-      <w:r>
-        <w:rPr>
-          <w:color w:val="666666"/>
-          <w:sz w:val="20"/>
-          <w:szCs w:val="20"/>
-        </w:rPr>
-        <w:t>가정</w:t>
+        <w:t>* 프리미엄 구독 기준 월 평균 결제액 5,900원 가정</w:t>
       </w:r>
     </w:p>
     <w:p>
@@ -7161,28 +4009,7 @@
       </w:pPr>
       <w:r>
         <w:lastRenderedPageBreak/>
-        <w:t xml:space="preserve">8. </w:t>
-      </w:r>
-      <w:r>
-        <w:t>팀</w:t>
-      </w:r>
-      <w:r>
-        <w:t xml:space="preserve"> </w:t>
-      </w:r>
-      <w:r>
-        <w:t>구성</w:t>
-      </w:r>
-      <w:r>
-        <w:t xml:space="preserve"> </w:t>
-      </w:r>
-      <w:r>
-        <w:t>및</w:t>
-      </w:r>
-      <w:r>
-        <w:t xml:space="preserve"> </w:t>
-      </w:r>
-      <w:r>
-        <w:t>역할</w:t>
+        <w:t>8. 팀 구성 및 역할</w:t>
       </w:r>
     </w:p>
     <w:p>
@@ -7190,22 +4017,7 @@
         <w:pStyle w:val="2"/>
       </w:pPr>
       <w:r>
-        <w:t xml:space="preserve">8.1 </w:t>
-      </w:r>
-      <w:r>
-        <w:t>현재</w:t>
-      </w:r>
-      <w:r>
-        <w:t xml:space="preserve"> </w:t>
-      </w:r>
-      <w:r>
-        <w:t>팀</w:t>
-      </w:r>
-      <w:r>
-        <w:t xml:space="preserve"> </w:t>
-      </w:r>
-      <w:r>
-        <w:t>구성</w:t>
+        <w:t>8.1 현재 팀 구성</w:t>
       </w:r>
     </w:p>
     <w:tbl>
@@ -7308,21 +4120,7 @@
                 <w:b/>
                 <w:bCs/>
               </w:rPr>
-              <w:t>주요</w:t>
-            </w:r>
-            <w:r>
-              <w:rPr>
-                <w:b/>
-                <w:bCs/>
-              </w:rPr>
-              <w:t xml:space="preserve"> </w:t>
-            </w:r>
-            <w:r>
-              <w:rPr>
-                <w:b/>
-                <w:bCs/>
-              </w:rPr>
-              <w:t>업무</w:t>
+              <w:t>주요 업무</w:t>
             </w:r>
           </w:p>
         </w:tc>
@@ -7346,10 +4144,7 @@
           </w:tcPr>
           <w:p>
             <w:r>
-              <w:t>기획</w:t>
-            </w:r>
-            <w:r>
-              <w:t>/PM</w:t>
+              <w:t>기획/PM</w:t>
             </w:r>
           </w:p>
         </w:tc>
@@ -7393,25 +4188,7 @@
           </w:tcPr>
           <w:p>
             <w:r>
-              <w:t>서비스</w:t>
-            </w:r>
-            <w:r>
-              <w:t xml:space="preserve"> </w:t>
-            </w:r>
-            <w:r>
-              <w:t>기획</w:t>
-            </w:r>
-            <w:r>
-              <w:t xml:space="preserve">, AI </w:t>
-            </w:r>
-            <w:r>
-              <w:t>모델</w:t>
-            </w:r>
-            <w:r>
-              <w:t xml:space="preserve"> </w:t>
-            </w:r>
-            <w:r>
-              <w:t>개발</w:t>
+              <w:t>서비스 기획, AI 모델 개발</w:t>
             </w:r>
           </w:p>
         </w:tc>
@@ -7422,31 +4199,7 @@
         <w:pStyle w:val="2"/>
       </w:pPr>
       <w:r>
-        <w:t xml:space="preserve">8.2 </w:t>
-      </w:r>
-      <w:r>
-        <w:t>필요</w:t>
-      </w:r>
-      <w:r>
-        <w:t xml:space="preserve"> </w:t>
-      </w:r>
-      <w:r>
-        <w:t>인력</w:t>
-      </w:r>
-      <w:r>
-        <w:t xml:space="preserve"> (</w:t>
-      </w:r>
-      <w:r>
-        <w:t>확장</w:t>
-      </w:r>
-      <w:r>
-        <w:t xml:space="preserve"> </w:t>
-      </w:r>
-      <w:r>
-        <w:t>시</w:t>
-      </w:r>
-      <w:r>
-        <w:t>)</w:t>
+        <w:t>8.2 필요 인력 (확장 시)</w:t>
       </w:r>
     </w:p>
     <w:p>
@@ -7471,36 +4224,10 @@
           <w:b/>
           <w:bCs/>
         </w:rPr>
-        <w:t xml:space="preserve"> </w:t>
-      </w:r>
-      <w:r>
-        <w:rPr>
-          <w:b/>
-          <w:bCs/>
-        </w:rPr>
-        <w:t>개발자</w:t>
-      </w:r>
-      <w:r>
-        <w:rPr>
-          <w:b/>
-          <w:bCs/>
-        </w:rPr>
-        <w:t xml:space="preserve">: </w:t>
-      </w:r>
-      <w:r>
-        <w:t>웹</w:t>
-      </w:r>
-      <w:r>
-        <w:t>/</w:t>
-      </w:r>
-      <w:r>
-        <w:t>앱</w:t>
-      </w:r>
-      <w:r>
-        <w:t xml:space="preserve"> UI </w:t>
-      </w:r>
-      <w:r>
-        <w:t>구현</w:t>
+        <w:t xml:space="preserve"> 개발자: </w:t>
+      </w:r>
+      <w:r>
+        <w:t>웹/앱 UI 구현</w:t>
       </w:r>
     </w:p>
     <w:p>
@@ -7525,36 +4252,10 @@
           <w:b/>
           <w:bCs/>
         </w:rPr>
-        <w:t xml:space="preserve"> </w:t>
-      </w:r>
-      <w:r>
-        <w:rPr>
-          <w:b/>
-          <w:bCs/>
-        </w:rPr>
-        <w:t>개발자</w:t>
-      </w:r>
-      <w:r>
-        <w:rPr>
-          <w:b/>
-          <w:bCs/>
-        </w:rPr>
-        <w:t xml:space="preserve">: </w:t>
-      </w:r>
-      <w:r>
-        <w:t>서버</w:t>
-      </w:r>
-      <w:r>
-        <w:t xml:space="preserve"> </w:t>
-      </w:r>
-      <w:r>
-        <w:t>및</w:t>
-      </w:r>
-      <w:r>
-        <w:t xml:space="preserve"> API </w:t>
-      </w:r>
-      <w:r>
-        <w:t>개발</w:t>
+        <w:t xml:space="preserve"> 개발자: </w:t>
+      </w:r>
+      <w:r>
+        <w:t>서버 및 API 개발</w:t>
       </w:r>
     </w:p>
     <w:p>
@@ -7570,30 +4271,10 @@
           <w:b/>
           <w:bCs/>
         </w:rPr>
-        <w:t xml:space="preserve">UI/UX </w:t>
-      </w:r>
-      <w:r>
-        <w:rPr>
-          <w:b/>
-          <w:bCs/>
-        </w:rPr>
-        <w:t>디자이너</w:t>
-      </w:r>
-      <w:r>
-        <w:rPr>
-          <w:b/>
-          <w:bCs/>
-        </w:rPr>
-        <w:t xml:space="preserve">: </w:t>
-      </w:r>
-      <w:r>
-        <w:t>서비스</w:t>
-      </w:r>
-      <w:r>
-        <w:t xml:space="preserve"> </w:t>
-      </w:r>
-      <w:r>
-        <w:t>디자인</w:t>
+        <w:t xml:space="preserve">UI/UX 디자이너: </w:t>
+      </w:r>
+      <w:r>
+        <w:t>서비스 디자인</w:t>
       </w:r>
     </w:p>
     <w:p>
@@ -7610,26 +4291,10 @@
           <w:b/>
           <w:bCs/>
         </w:rPr>
-        <w:t>마케터</w:t>
-      </w:r>
-      <w:r>
-        <w:rPr>
-          <w:b/>
-          <w:bCs/>
-        </w:rPr>
-        <w:t xml:space="preserve">: </w:t>
-      </w:r>
-      <w:r>
-        <w:t>콘텐츠</w:t>
-      </w:r>
-      <w:r>
-        <w:t xml:space="preserve"> </w:t>
-      </w:r>
-      <w:r>
-        <w:t>마케팅</w:t>
-      </w:r>
-      <w:r>
-        <w:t xml:space="preserve">, </w:t>
+        <w:t xml:space="preserve">마케터: </w:t>
+      </w:r>
+      <w:r>
+        <w:t xml:space="preserve">콘텐츠 마케팅, </w:t>
       </w:r>
       <w:proofErr w:type="spellStart"/>
       <w:r>
@@ -7648,16 +4313,7 @@
       </w:pPr>
       <w:r>
         <w:lastRenderedPageBreak/>
-        <w:t xml:space="preserve">9. </w:t>
-      </w:r>
-      <w:r>
-        <w:t>향후</w:t>
-      </w:r>
-      <w:r>
-        <w:t xml:space="preserve"> </w:t>
-      </w:r>
-      <w:r>
-        <w:t>비전</w:t>
+        <w:t>9. 향후 비전</w:t>
       </w:r>
     </w:p>
     <w:p>
@@ -7665,22 +4321,7 @@
         <w:pStyle w:val="2"/>
       </w:pPr>
       <w:r>
-        <w:t xml:space="preserve">9.1 </w:t>
-      </w:r>
-      <w:r>
-        <w:t>서비스</w:t>
-      </w:r>
-      <w:r>
-        <w:t xml:space="preserve"> </w:t>
-      </w:r>
-      <w:r>
-        <w:t>확장</w:t>
-      </w:r>
-      <w:r>
-        <w:t xml:space="preserve"> </w:t>
-      </w:r>
-      <w:r>
-        <w:t>계획</w:t>
+        <w:t>9.1 서비스 확장 계획</w:t>
       </w:r>
     </w:p>
     <w:p>
@@ -7688,16 +4329,7 @@
         <w:pStyle w:val="3"/>
       </w:pPr>
       <w:r>
-        <w:t>단기</w:t>
-      </w:r>
-      <w:r>
-        <w:t xml:space="preserve"> (1</w:t>
-      </w:r>
-      <w:r>
-        <w:t>년</w:t>
-      </w:r>
-      <w:r>
-        <w:t>)</w:t>
+        <w:t>단기 (1년)</w:t>
       </w:r>
     </w:p>
     <w:p>
@@ -7709,37 +4341,7 @@
         </w:numPr>
       </w:pPr>
       <w:r>
-        <w:t>웹</w:t>
-      </w:r>
-      <w:r>
-        <w:t xml:space="preserve"> </w:t>
-      </w:r>
-      <w:r>
-        <w:t>서비스</w:t>
-      </w:r>
-      <w:r>
-        <w:t xml:space="preserve"> </w:t>
-      </w:r>
-      <w:r>
-        <w:t>안정화</w:t>
-      </w:r>
-      <w:r>
-        <w:t xml:space="preserve"> </w:t>
-      </w:r>
-      <w:r>
-        <w:t>및</w:t>
-      </w:r>
-      <w:r>
-        <w:t xml:space="preserve"> </w:t>
-      </w:r>
-      <w:r>
-        <w:t>사용자</w:t>
-      </w:r>
-      <w:r>
-        <w:t xml:space="preserve"> </w:t>
-      </w:r>
-      <w:r>
-        <w:t>확보</w:t>
+        <w:t>웹 서비스 안정화 및 사용자 확보</w:t>
       </w:r>
     </w:p>
     <w:p>
@@ -7752,22 +4354,7 @@
         <w:spacing w:after="200"/>
       </w:pPr>
       <w:r>
-        <w:t>모바일</w:t>
-      </w:r>
-      <w:r>
-        <w:t xml:space="preserve"> </w:t>
-      </w:r>
-      <w:r>
-        <w:t>앱</w:t>
-      </w:r>
-      <w:r>
-        <w:t xml:space="preserve"> </w:t>
-      </w:r>
-      <w:r>
-        <w:t>출시</w:t>
-      </w:r>
-      <w:r>
-        <w:t xml:space="preserve"> (iOS/Android)</w:t>
+        <w:t>모바일 앱 출시 (iOS/Android)</w:t>
       </w:r>
     </w:p>
     <w:p>
@@ -7775,16 +4362,7 @@
         <w:pStyle w:val="3"/>
       </w:pPr>
       <w:r>
-        <w:t>중기</w:t>
-      </w:r>
-      <w:r>
-        <w:t xml:space="preserve"> (2-3</w:t>
-      </w:r>
-      <w:r>
-        <w:t>년</w:t>
-      </w:r>
-      <w:r>
-        <w:t>)</w:t>
+        <w:t>중기 (2-3년)</w:t>
       </w:r>
     </w:p>
     <w:p>
@@ -7796,34 +4374,7 @@
         </w:numPr>
       </w:pPr>
       <w:r>
-        <w:t>다국어</w:t>
-      </w:r>
-      <w:r>
-        <w:t xml:space="preserve"> </w:t>
-      </w:r>
-      <w:r>
-        <w:t>지원</w:t>
-      </w:r>
-      <w:r>
-        <w:t xml:space="preserve"> (</w:t>
-      </w:r>
-      <w:r>
-        <w:t>영어</w:t>
-      </w:r>
-      <w:r>
-        <w:t xml:space="preserve">, </w:t>
-      </w:r>
-      <w:r>
-        <w:t>일본어</w:t>
-      </w:r>
-      <w:r>
-        <w:t xml:space="preserve">, </w:t>
-      </w:r>
-      <w:r>
-        <w:t>중국어</w:t>
-      </w:r>
-      <w:r>
-        <w:t>)</w:t>
+        <w:t>다국어 지원 (영어, 일본어, 중국어)</w:t>
       </w:r>
     </w:p>
     <w:p>
@@ -7835,19 +4386,7 @@
         </w:numPr>
       </w:pPr>
       <w:r>
-        <w:t>기업</w:t>
-      </w:r>
-      <w:r>
-        <w:t xml:space="preserve"> B2B </w:t>
-      </w:r>
-      <w:r>
-        <w:t>솔루션</w:t>
-      </w:r>
-      <w:r>
-        <w:t xml:space="preserve"> </w:t>
-      </w:r>
-      <w:r>
-        <w:t>출시</w:t>
+        <w:t>기업 B2B 솔루션 출시</w:t>
       </w:r>
     </w:p>
     <w:p>
@@ -7860,19 +4399,7 @@
         <w:spacing w:after="200"/>
       </w:pPr>
       <w:r>
-        <w:t>심리상담</w:t>
-      </w:r>
-      <w:r>
-        <w:t xml:space="preserve"> </w:t>
-      </w:r>
-      <w:r>
-        <w:t>서비스와</w:t>
-      </w:r>
-      <w:r>
-        <w:t xml:space="preserve"> </w:t>
-      </w:r>
-      <w:r>
-        <w:t>연계</w:t>
+        <w:t>심리상담 서비스와 연계</w:t>
       </w:r>
     </w:p>
     <w:p>
@@ -7880,16 +4407,7 @@
         <w:pStyle w:val="3"/>
       </w:pPr>
       <w:r>
-        <w:t>장기</w:t>
-      </w:r>
-      <w:r>
-        <w:t xml:space="preserve"> (5</w:t>
-      </w:r>
-      <w:r>
-        <w:t>년</w:t>
-      </w:r>
-      <w:r>
-        <w:t>)</w:t>
+        <w:t>장기 (5년)</w:t>
       </w:r>
     </w:p>
     <w:p>
@@ -7901,31 +4419,7 @@
         </w:numPr>
       </w:pPr>
       <w:r>
-        <w:t>글로벌</w:t>
-      </w:r>
-      <w:r>
-        <w:t xml:space="preserve"> AI </w:t>
-      </w:r>
-      <w:r>
-        <w:t>라이프</w:t>
-      </w:r>
-      <w:r>
-        <w:t xml:space="preserve"> </w:t>
-      </w:r>
-      <w:r>
-        <w:t>시뮬레이션</w:t>
-      </w:r>
-      <w:r>
-        <w:t xml:space="preserve"> </w:t>
-      </w:r>
-      <w:r>
-        <w:t>플랫폼으로</w:t>
-      </w:r>
-      <w:r>
-        <w:t xml:space="preserve"> </w:t>
-      </w:r>
-      <w:r>
-        <w:t>성장</w:t>
+        <w:t>글로벌 AI 라이프 시뮬레이션 플랫폼으로 성장</w:t>
       </w:r>
     </w:p>
     <w:p>
@@ -7937,37 +4431,7 @@
         </w:numPr>
       </w:pPr>
       <w:r>
-        <w:t>교육</w:t>
-      </w:r>
-      <w:r>
-        <w:t xml:space="preserve">/HR </w:t>
-      </w:r>
-      <w:r>
-        <w:t>분야</w:t>
-      </w:r>
-      <w:r>
-        <w:t xml:space="preserve"> </w:t>
-      </w:r>
-      <w:r>
-        <w:t>의사결정</w:t>
-      </w:r>
-      <w:r>
-        <w:t xml:space="preserve"> </w:t>
-      </w:r>
-      <w:r>
-        <w:t>훈련</w:t>
-      </w:r>
-      <w:r>
-        <w:t xml:space="preserve"> </w:t>
-      </w:r>
-      <w:r>
-        <w:t>도구로</w:t>
-      </w:r>
-      <w:r>
-        <w:t xml:space="preserve"> </w:t>
-      </w:r>
-      <w:r>
-        <w:t>확장</w:t>
+        <w:t>교육/HR 분야 의사결정 훈련 도구로 확장</w:t>
       </w:r>
     </w:p>
     <w:p>
@@ -7980,34 +4444,7 @@
         <w:spacing w:after="200"/>
       </w:pPr>
       <w:r>
-        <w:t xml:space="preserve">VR/AR </w:t>
-      </w:r>
-      <w:r>
-        <w:t>기반</w:t>
-      </w:r>
-      <w:r>
-        <w:t xml:space="preserve"> </w:t>
-      </w:r>
-      <w:r>
-        <w:t>몰입형</w:t>
-      </w:r>
-      <w:r>
-        <w:t xml:space="preserve"> </w:t>
-      </w:r>
-      <w:r>
-        <w:t>평행세계</w:t>
-      </w:r>
-      <w:r>
-        <w:t xml:space="preserve"> </w:t>
-      </w:r>
-      <w:r>
-        <w:t>체험</w:t>
-      </w:r>
-      <w:r>
-        <w:t xml:space="preserve"> </w:t>
-      </w:r>
-      <w:r>
-        <w:t>서비스</w:t>
+        <w:t>VR/AR 기반 몰입형 평행세계 체험 서비스</w:t>
       </w:r>
     </w:p>
     <w:p>
@@ -8015,10 +4452,7 @@
         <w:pStyle w:val="2"/>
       </w:pPr>
       <w:r>
-        <w:t xml:space="preserve">9.2 Exit </w:t>
-      </w:r>
-      <w:r>
-        <w:t>전략</w:t>
+        <w:t>9.2 Exit 전략</w:t>
       </w:r>
     </w:p>
     <w:p>
@@ -8037,22 +4471,7 @@
         <w:t xml:space="preserve">M&amp;A: </w:t>
       </w:r>
       <w:r>
-        <w:t>대형</w:t>
-      </w:r>
-      <w:r>
-        <w:t xml:space="preserve"> AI </w:t>
-      </w:r>
-      <w:r>
-        <w:t>플랫폼</w:t>
-      </w:r>
-      <w:r>
-        <w:t xml:space="preserve"> </w:t>
-      </w:r>
-      <w:r>
-        <w:t>또는</w:t>
-      </w:r>
-      <w:r>
-        <w:t xml:space="preserve"> </w:t>
+        <w:t xml:space="preserve">대형 AI 플랫폼 또는 </w:t>
       </w:r>
       <w:proofErr w:type="spellStart"/>
       <w:r>
@@ -8060,16 +4479,7 @@
       </w:r>
       <w:proofErr w:type="spellEnd"/>
       <w:r>
-        <w:t xml:space="preserve"> </w:t>
-      </w:r>
-      <w:r>
-        <w:t>기업에</w:t>
-      </w:r>
-      <w:r>
-        <w:t xml:space="preserve"> </w:t>
-      </w:r>
-      <w:r>
-        <w:t>인수</w:t>
+        <w:t xml:space="preserve"> 기업에 인수</w:t>
       </w:r>
     </w:p>
     <w:p>
@@ -8088,25 +4498,7 @@
         <w:t xml:space="preserve">IPO: </w:t>
       </w:r>
       <w:r>
-        <w:t>독자적</w:t>
-      </w:r>
-      <w:r>
-        <w:t xml:space="preserve"> </w:t>
-      </w:r>
-      <w:r>
-        <w:t>성장을</w:t>
-      </w:r>
-      <w:r>
-        <w:t xml:space="preserve"> </w:t>
-      </w:r>
-      <w:r>
-        <w:t>통한</w:t>
-      </w:r>
-      <w:r>
-        <w:t xml:space="preserve"> </w:t>
-      </w:r>
-      <w:r>
-        <w:t>상장</w:t>
+        <w:t>독자적 성장을 통한 상장</w:t>
       </w:r>
     </w:p>
     <w:p>
@@ -8123,61 +4515,10 @@
           <w:b/>
           <w:bCs/>
         </w:rPr>
-        <w:t>지속</w:t>
-      </w:r>
-      <w:r>
-        <w:rPr>
-          <w:b/>
-          <w:bCs/>
-        </w:rPr>
-        <w:t xml:space="preserve"> </w:t>
-      </w:r>
-      <w:r>
-        <w:rPr>
-          <w:b/>
-          <w:bCs/>
-        </w:rPr>
-        <w:t>운영</w:t>
-      </w:r>
-      <w:r>
-        <w:rPr>
-          <w:b/>
-          <w:bCs/>
-        </w:rPr>
-        <w:t xml:space="preserve">: </w:t>
-      </w:r>
-      <w:r>
-        <w:t>안정적</w:t>
-      </w:r>
-      <w:r>
-        <w:t xml:space="preserve"> </w:t>
-      </w:r>
-      <w:r>
-        <w:t>수익</w:t>
-      </w:r>
-      <w:r>
-        <w:t xml:space="preserve"> </w:t>
-      </w:r>
-      <w:r>
-        <w:t>창출</w:t>
-      </w:r>
-      <w:r>
-        <w:t xml:space="preserve"> </w:t>
-      </w:r>
-      <w:r>
-        <w:t>기반</w:t>
-      </w:r>
-      <w:r>
-        <w:t xml:space="preserve"> </w:t>
-      </w:r>
-      <w:r>
-        <w:t>장기</w:t>
-      </w:r>
-      <w:r>
-        <w:t xml:space="preserve"> </w:t>
-      </w:r>
-      <w:r>
-        <w:t>운영</w:t>
+        <w:t xml:space="preserve">지속 운영: </w:t>
+      </w:r>
+      <w:r>
+        <w:t>안정적 수익 창출 기반 장기 운영</w:t>
       </w:r>
     </w:p>
     <w:p>
@@ -8221,79 +4562,7 @@
         <w:rPr>
           <w:color w:val="666666"/>
         </w:rPr>
-        <w:t>"</w:t>
-      </w:r>
-      <w:r>
-        <w:rPr>
-          <w:color w:val="666666"/>
-        </w:rPr>
-        <w:t>가지</w:t>
-      </w:r>
-      <w:r>
-        <w:rPr>
-          <w:color w:val="666666"/>
-        </w:rPr>
-        <w:t xml:space="preserve"> </w:t>
-      </w:r>
-      <w:r>
-        <w:rPr>
-          <w:color w:val="666666"/>
-        </w:rPr>
-        <w:t>않은</w:t>
-      </w:r>
-      <w:r>
-        <w:rPr>
-          <w:color w:val="666666"/>
-        </w:rPr>
-        <w:t xml:space="preserve"> </w:t>
-      </w:r>
-      <w:r>
-        <w:rPr>
-          <w:color w:val="666666"/>
-        </w:rPr>
-        <w:t>길에서</w:t>
-      </w:r>
-      <w:r>
-        <w:rPr>
-          <w:color w:val="666666"/>
-        </w:rPr>
-        <w:t xml:space="preserve"> </w:t>
-      </w:r>
-      <w:r>
-        <w:rPr>
-          <w:color w:val="666666"/>
-        </w:rPr>
-        <w:t>새로운</w:t>
-      </w:r>
-      <w:r>
-        <w:rPr>
-          <w:color w:val="666666"/>
-        </w:rPr>
-        <w:t xml:space="preserve"> </w:t>
-      </w:r>
-      <w:r>
-        <w:rPr>
-          <w:color w:val="666666"/>
-        </w:rPr>
-        <w:t>나를</w:t>
-      </w:r>
-      <w:r>
-        <w:rPr>
-          <w:color w:val="666666"/>
-        </w:rPr>
-        <w:t xml:space="preserve"> </w:t>
-      </w:r>
-      <w:r>
-        <w:rPr>
-          <w:color w:val="666666"/>
-        </w:rPr>
-        <w:t>만나다</w:t>
-      </w:r>
-      <w:r>
-        <w:rPr>
-          <w:color w:val="666666"/>
-        </w:rPr>
-        <w:t>"</w:t>
+        <w:t>"가지 않은 길에서 새로운 나를 만나다"</w:t>
       </w:r>
     </w:p>
     <w:sectPr>
